--- a/project report aiml.docx
+++ b/project report aiml.docx
@@ -7,33 +7,33 @@
         <w:rPr>
           <w:rFonts w:ascii="Times New Roman" w:hAnsi="Times New Roman" w:cs="Times New Roman"/>
           <w:b/>
-          <w:sz w:val="30"/>
+          <w:sz w:val="36"/>
           <w:szCs w:val="30"/>
         </w:rPr>
       </w:pPr>
       <w:r>
+        <w:rPr>
+          <w:rFonts w:ascii="Times New Roman" w:hAnsi="Times New Roman" w:cs="Times New Roman"/>
+          <w:b/>
+          <w:sz w:val="36"/>
+          <w:szCs w:val="30"/>
+        </w:rPr>
+        <w:t xml:space="preserve">AI Image Classifier </w:t>
+      </w:r>
+    </w:p>
+    <w:p>
+      <w:pPr>
         <w:rPr>
           <w:rFonts w:ascii="Times New Roman" w:hAnsi="Times New Roman" w:cs="Times New Roman"/>
           <w:b/>
           <w:sz w:val="30"/>
           <w:szCs w:val="30"/>
         </w:rPr>
-        <w:t xml:space="preserve">AI Image Classifier </w:t>
-      </w:r>
-    </w:p>
-    <w:p>
-      <w:pPr>
-        <w:rPr>
-          <w:rFonts w:ascii="Times New Roman" w:hAnsi="Times New Roman" w:cs="Times New Roman"/>
-          <w:b/>
-          <w:sz w:val="30"/>
-          <w:szCs w:val="30"/>
-        </w:rPr>
-      </w:pPr>
-    </w:p>
-    <w:p>
-      <w:pPr>
-        <w:spacing w:after="0"/>
+      </w:pPr>
+    </w:p>
+    <w:p>
+      <w:pPr>
+        <w:spacing w:after="0" w:line="360" w:lineRule="auto"/>
         <w:rPr>
           <w:rFonts w:ascii="Times New Roman" w:hAnsi="Times New Roman" w:cs="Times New Roman"/>
           <w:sz w:val="24"/>
@@ -49,7 +49,7 @@
     </w:p>
     <w:p>
       <w:pPr>
-        <w:spacing w:after="0"/>
+        <w:spacing w:after="0" w:line="360" w:lineRule="auto"/>
         <w:rPr>
           <w:rFonts w:ascii="Times New Roman" w:hAnsi="Times New Roman" w:cs="Times New Roman"/>
           <w:sz w:val="24"/>
@@ -97,8 +97,12 @@
     </w:p>
     <w:p>
       <w:pPr>
-        <w:spacing w:after="0"/>
-        <w:rPr>
+        <w:pBdr>
+          <w:bottom w:val="single" w:sz="6" w:space="25" w:color="auto"/>
+        </w:pBdr>
+        <w:spacing w:after="0" w:line="360" w:lineRule="auto"/>
+        <w:rPr>
+          <w:rStyle w:val="Hyperlink"/>
           <w:rFonts w:ascii="Times New Roman" w:hAnsi="Times New Roman" w:cs="Times New Roman"/>
           <w:sz w:val="24"/>
         </w:rPr>
@@ -127,6 +131,8 @@
           <w:t>megha.25bce10168@vitbhopal.ac.in</w:t>
         </w:r>
       </w:hyperlink>
+      <w:bookmarkStart w:id="0" w:name="_GoBack"/>
+      <w:bookmarkEnd w:id="0"/>
     </w:p>
     <w:p>
       <w:pPr>
@@ -136,6 +142,15 @@
           <w:sz w:val="24"/>
         </w:rPr>
       </w:pPr>
+    </w:p>
+    <w:p>
+      <w:pPr>
+        <w:spacing w:after="0"/>
+        <w:rPr>
+          <w:rFonts w:ascii="Times New Roman" w:hAnsi="Times New Roman" w:cs="Times New Roman"/>
+          <w:sz w:val="24"/>
+        </w:rPr>
+      </w:pPr>
       <w:r>
         <w:rPr>
           <w:rFonts w:ascii="Times New Roman" w:hAnsi="Times New Roman" w:cs="Times New Roman"/>
@@ -146,21 +161,6 @@
     </w:p>
     <w:p>
       <w:pPr>
-        <w:rPr>
-          <w:rFonts w:ascii="Times New Roman" w:hAnsi="Times New Roman" w:cs="Times New Roman"/>
-          <w:b/>
-          <w:sz w:val="24"/>
-        </w:rPr>
-      </w:pPr>
-      <w:r>
-        <w:rPr>
-          <w:rFonts w:ascii="Times New Roman" w:hAnsi="Times New Roman" w:cs="Times New Roman"/>
-          <w:b/>
-          <w:sz w:val="24"/>
-        </w:rPr>
-        <w:t>IDEA:</w:t>
-      </w:r>
-      <w:r>
         <w:rPr>
           <w:rFonts w:ascii="Times New Roman" w:eastAsia="Times New Roman" w:hAnsi="Times New Roman" w:cs="Times New Roman"/>
           <w:b/>
@@ -170,7 +170,14 @@
           <w:szCs w:val="24"/>
           <w:lang w:eastAsia="en-IN"/>
         </w:rPr>
-        <w:t xml:space="preserve"> </w:t>
+      </w:pPr>
+      <w:r>
+        <w:rPr>
+          <w:rFonts w:ascii="Times New Roman" w:hAnsi="Times New Roman" w:cs="Times New Roman"/>
+          <w:b/>
+          <w:sz w:val="24"/>
+        </w:rPr>
+        <w:t>IDEA:</w:t>
       </w:r>
       <w:r>
         <w:rPr>
@@ -182,68 +189,12 @@
           <w:szCs w:val="24"/>
           <w:lang w:eastAsia="en-IN"/>
         </w:rPr>
-        <mc:AlternateContent>
-          <mc:Choice Requires="wps">
-            <w:drawing>
-              <wp:anchor distT="0" distB="0" distL="114300" distR="114300" simplePos="0" relativeHeight="251681792" behindDoc="0" locked="0" layoutInCell="1" allowOverlap="1" wp14:anchorId="631A9088" wp14:editId="0D27AF97">
-                <wp:simplePos x="0" y="0"/>
-                <wp:positionH relativeFrom="column">
-                  <wp:posOffset>0</wp:posOffset>
-                </wp:positionH>
-                <wp:positionV relativeFrom="paragraph">
-                  <wp:posOffset>0</wp:posOffset>
-                </wp:positionV>
-                <wp:extent cx="5593405" cy="0"/>
-                <wp:effectExtent l="0" t="0" r="26670" b="19050"/>
-                <wp:wrapNone/>
-                <wp:docPr id="12" name="Straight Connector 12"/>
-                <wp:cNvGraphicFramePr/>
-                <a:graphic xmlns:a="http://schemas.openxmlformats.org/drawingml/2006/main">
-                  <a:graphicData uri="http://schemas.microsoft.com/office/word/2010/wordprocessingShape">
-                    <wps:wsp>
-                      <wps:cNvCnPr/>
-                      <wps:spPr>
-                        <a:xfrm>
-                          <a:off x="0" y="0"/>
-                          <a:ext cx="5593405" cy="0"/>
-                        </a:xfrm>
-                        <a:prstGeom prst="line">
-                          <a:avLst/>
-                        </a:prstGeom>
-                      </wps:spPr>
-                      <wps:style>
-                        <a:lnRef idx="1">
-                          <a:schemeClr val="dk1"/>
-                        </a:lnRef>
-                        <a:fillRef idx="0">
-                          <a:schemeClr val="dk1"/>
-                        </a:fillRef>
-                        <a:effectRef idx="0">
-                          <a:schemeClr val="dk1"/>
-                        </a:effectRef>
-                        <a:fontRef idx="minor">
-                          <a:schemeClr val="tx1"/>
-                        </a:fontRef>
-                      </wps:style>
-                      <wps:bodyPr/>
-                    </wps:wsp>
-                  </a:graphicData>
-                </a:graphic>
-              </wp:anchor>
-            </w:drawing>
-          </mc:Choice>
-          <mc:Fallback>
-            <w:pict>
-              <v:line w14:anchorId="30A6F23F" id="Straight Connector 12" o:spid="_x0000_s1026" style="position:absolute;z-index:251681792;visibility:visible;mso-wrap-style:square;mso-wrap-distance-left:9pt;mso-wrap-distance-top:0;mso-wrap-distance-right:9pt;mso-wrap-distance-bottom:0;mso-position-horizontal:absolute;mso-position-horizontal-relative:text;mso-position-vertical:absolute;mso-position-vertical-relative:text" from="0,0" to="440.45pt,0" o:gfxdata="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" strokecolor="black [3200]" strokeweight=".5pt">
-                <v:stroke joinstyle="miter"/>
-              </v:line>
-            </w:pict>
-          </mc:Fallback>
-        </mc:AlternateContent>
-      </w:r>
-    </w:p>
-    <w:p>
-      <w:pPr>
+        <w:t xml:space="preserve"> </w:t>
+      </w:r>
+    </w:p>
+    <w:p>
+      <w:pPr>
+        <w:spacing w:line="360" w:lineRule="auto"/>
         <w:rPr>
           <w:rFonts w:ascii="Times New Roman" w:hAnsi="Times New Roman" w:cs="Times New Roman"/>
           <w:sz w:val="24"/>
@@ -256,11 +207,10 @@
         </w:rPr>
         <w:t xml:space="preserve">In daily life, we come across many images, and identifying objects in them manually can take time and effort. </w:t>
       </w:r>
-      <w:bookmarkStart w:id="0" w:name="_GoBack"/>
-      <w:bookmarkEnd w:id="0"/>
-    </w:p>
-    <w:p>
-      <w:pPr>
+    </w:p>
+    <w:p>
+      <w:pPr>
+        <w:spacing w:line="360" w:lineRule="auto"/>
         <w:rPr>
           <w:rFonts w:ascii="Times New Roman" w:hAnsi="Times New Roman" w:cs="Times New Roman"/>
           <w:sz w:val="24"/>
@@ -304,6 +254,10 @@
     </w:p>
     <w:p>
       <w:pPr>
+        <w:pBdr>
+          <w:bottom w:val="single" w:sz="6" w:space="1" w:color="auto"/>
+        </w:pBdr>
+        <w:spacing w:line="360" w:lineRule="auto"/>
         <w:rPr>
           <w:rFonts w:ascii="Times New Roman" w:hAnsi="Times New Roman" w:cs="Times New Roman"/>
           <w:sz w:val="24"/>
@@ -351,6 +305,32 @@
         </w:rPr>
         <w:t>sing AI, providing top 3 predictions</w:t>
       </w:r>
+      <w:r>
+        <w:rPr>
+          <w:rFonts w:ascii="Times New Roman" w:hAnsi="Times New Roman" w:cs="Times New Roman"/>
+          <w:sz w:val="24"/>
+        </w:rPr>
+        <w:t>.</w:t>
+      </w:r>
+    </w:p>
+    <w:p>
+      <w:pPr>
+        <w:pBdr>
+          <w:bottom w:val="single" w:sz="6" w:space="1" w:color="auto"/>
+        </w:pBdr>
+        <w:rPr>
+          <w:rFonts w:ascii="Times New Roman" w:hAnsi="Times New Roman" w:cs="Times New Roman"/>
+          <w:sz w:val="24"/>
+        </w:rPr>
+      </w:pPr>
+    </w:p>
+    <w:p>
+      <w:pPr>
+        <w:rPr>
+          <w:rFonts w:ascii="Times New Roman" w:hAnsi="Times New Roman" w:cs="Times New Roman"/>
+          <w:sz w:val="24"/>
+        </w:rPr>
+      </w:pPr>
     </w:p>
     <w:p>
       <w:pPr>
@@ -370,69 +350,11 @@
           <w:rFonts w:ascii="Times New Roman" w:eastAsia="Times New Roman" w:hAnsi="Times New Roman" w:cs="Times New Roman"/>
           <w:b/>
           <w:bCs/>
-          <w:noProof/>
           <w:sz w:val="24"/>
           <w:szCs w:val="24"/>
           <w:lang w:eastAsia="en-IN"/>
         </w:rPr>
-        <mc:AlternateContent>
-          <mc:Choice Requires="wps">
-            <w:drawing>
-              <wp:anchor distT="0" distB="0" distL="114300" distR="114300" simplePos="0" relativeHeight="251659264" behindDoc="0" locked="0" layoutInCell="1" allowOverlap="1" wp14:anchorId="450FAD2F" wp14:editId="0573C077">
-                <wp:simplePos x="0" y="0"/>
-                <wp:positionH relativeFrom="column">
-                  <wp:posOffset>19454</wp:posOffset>
-                </wp:positionH>
-                <wp:positionV relativeFrom="paragraph">
-                  <wp:posOffset>1148</wp:posOffset>
-                </wp:positionV>
-                <wp:extent cx="5593405" cy="0"/>
-                <wp:effectExtent l="0" t="0" r="26670" b="19050"/>
-                <wp:wrapNone/>
-                <wp:docPr id="1" name="Straight Connector 1"/>
-                <wp:cNvGraphicFramePr/>
-                <a:graphic xmlns:a="http://schemas.openxmlformats.org/drawingml/2006/main">
-                  <a:graphicData uri="http://schemas.microsoft.com/office/word/2010/wordprocessingShape">
-                    <wps:wsp>
-                      <wps:cNvCnPr/>
-                      <wps:spPr>
-                        <a:xfrm>
-                          <a:off x="0" y="0"/>
-                          <a:ext cx="5593405" cy="0"/>
-                        </a:xfrm>
-                        <a:prstGeom prst="line">
-                          <a:avLst/>
-                        </a:prstGeom>
-                      </wps:spPr>
-                      <wps:style>
-                        <a:lnRef idx="1">
-                          <a:schemeClr val="dk1"/>
-                        </a:lnRef>
-                        <a:fillRef idx="0">
-                          <a:schemeClr val="dk1"/>
-                        </a:fillRef>
-                        <a:effectRef idx="0">
-                          <a:schemeClr val="dk1"/>
-                        </a:effectRef>
-                        <a:fontRef idx="minor">
-                          <a:schemeClr val="tx1"/>
-                        </a:fontRef>
-                      </wps:style>
-                      <wps:bodyPr/>
-                    </wps:wsp>
-                  </a:graphicData>
-                </a:graphic>
-              </wp:anchor>
-            </w:drawing>
-          </mc:Choice>
-          <mc:Fallback>
-            <w:pict>
-              <v:line w14:anchorId="38B7DE66" id="Straight Connector 1" o:spid="_x0000_s1026" style="position:absolute;z-index:251659264;visibility:visible;mso-wrap-style:square;mso-wrap-distance-left:9pt;mso-wrap-distance-top:0;mso-wrap-distance-right:9pt;mso-wrap-distance-bottom:0;mso-position-horizontal:absolute;mso-position-horizontal-relative:text;mso-position-vertical:absolute;mso-position-vertical-relative:text" from="1.55pt,.1pt" to="442pt,.1pt" o:gfxdata="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" strokecolor="black [3200]" strokeweight=".5pt">
-                <v:stroke joinstyle="miter"/>
-              </v:line>
-            </w:pict>
-          </mc:Fallback>
-        </mc:AlternateContent>
+        <w:t>WHY THIS PROBLEM MATTERS</w:t>
       </w:r>
       <w:r>
         <w:rPr>
@@ -443,147 +365,143 @@
           <w:szCs w:val="24"/>
           <w:lang w:eastAsia="en-IN"/>
         </w:rPr>
-        <w:t>WHY THIS PROBLEM MATTERS</w:t>
-      </w:r>
-      <w:r>
+        <w:t>:</w:t>
+      </w:r>
+    </w:p>
+    <w:p>
+      <w:pPr>
+        <w:spacing w:before="100" w:beforeAutospacing="1" w:after="100" w:afterAutospacing="1" w:line="360" w:lineRule="auto"/>
         <w:rPr>
           <w:rFonts w:ascii="Times New Roman" w:eastAsia="Times New Roman" w:hAnsi="Times New Roman" w:cs="Times New Roman"/>
+          <w:sz w:val="24"/>
+          <w:szCs w:val="24"/>
+          <w:lang w:eastAsia="en-IN"/>
+        </w:rPr>
+      </w:pPr>
+      <w:r>
+        <w:rPr>
+          <w:rFonts w:ascii="Times New Roman" w:eastAsia="Times New Roman" w:hAnsi="Times New Roman" w:cs="Times New Roman"/>
+          <w:sz w:val="24"/>
+          <w:szCs w:val="24"/>
+          <w:lang w:eastAsia="en-IN"/>
+        </w:rPr>
+        <w:t>Image recognition is used in many real-world applications such as search engines, security systems, and automation tools. Even a simple system like this shows how machines can reduce human effort.</w:t>
+      </w:r>
+    </w:p>
+    <w:p>
+      <w:pPr>
+        <w:pBdr>
+          <w:bottom w:val="single" w:sz="6" w:space="1" w:color="auto"/>
+        </w:pBdr>
+        <w:spacing w:before="100" w:beforeAutospacing="1" w:after="100" w:afterAutospacing="1" w:line="360" w:lineRule="auto"/>
+        <w:rPr>
+          <w:rFonts w:ascii="Times New Roman" w:eastAsia="Times New Roman" w:hAnsi="Times New Roman" w:cs="Times New Roman"/>
+          <w:sz w:val="24"/>
+          <w:szCs w:val="24"/>
+          <w:lang w:eastAsia="en-IN"/>
+        </w:rPr>
+      </w:pPr>
+      <w:r>
+        <w:rPr>
+          <w:rFonts w:ascii="Times New Roman" w:eastAsia="Times New Roman" w:hAnsi="Times New Roman" w:cs="Times New Roman"/>
+          <w:sz w:val="24"/>
+          <w:szCs w:val="24"/>
+          <w:lang w:eastAsia="en-IN"/>
+        </w:rPr>
+        <w:t>W</w:t>
+      </w:r>
+      <w:r>
+        <w:rPr>
+          <w:rFonts w:ascii="Times New Roman" w:eastAsia="Times New Roman" w:hAnsi="Times New Roman" w:cs="Times New Roman"/>
+          <w:sz w:val="24"/>
+          <w:szCs w:val="24"/>
+          <w:lang w:eastAsia="en-IN"/>
+        </w:rPr>
+        <w:t>orking on this problem helped me understand how AI can be used in practical situations and not just in theory.</w:t>
+      </w:r>
+    </w:p>
+    <w:p>
+      <w:pPr>
+        <w:pBdr>
+          <w:bottom w:val="single" w:sz="6" w:space="1" w:color="auto"/>
+        </w:pBdr>
+        <w:spacing w:before="100" w:beforeAutospacing="1" w:after="100" w:afterAutospacing="1" w:line="240" w:lineRule="auto"/>
+        <w:rPr>
+          <w:rFonts w:ascii="Times New Roman" w:eastAsia="Times New Roman" w:hAnsi="Times New Roman" w:cs="Times New Roman"/>
+          <w:sz w:val="24"/>
+          <w:szCs w:val="24"/>
+          <w:lang w:eastAsia="en-IN"/>
+        </w:rPr>
+      </w:pPr>
+    </w:p>
+    <w:p>
+      <w:pPr>
+        <w:spacing w:before="100" w:beforeAutospacing="1" w:after="100" w:afterAutospacing="1" w:line="240" w:lineRule="auto"/>
+        <w:rPr>
+          <w:rFonts w:ascii="Times New Roman" w:eastAsia="Times New Roman" w:hAnsi="Times New Roman" w:cs="Times New Roman"/>
+          <w:sz w:val="24"/>
+          <w:szCs w:val="24"/>
+          <w:lang w:eastAsia="en-IN"/>
+        </w:rPr>
+      </w:pPr>
+    </w:p>
+    <w:p>
+      <w:pPr>
+        <w:pStyle w:val="Heading2"/>
+        <w:rPr>
+          <w:sz w:val="24"/>
+          <w:szCs w:val="24"/>
+        </w:rPr>
+      </w:pPr>
+      <w:r>
+        <w:rPr>
+          <w:rStyle w:val="Strong"/>
           <w:b/>
           <w:bCs/>
           <w:sz w:val="24"/>
           <w:szCs w:val="24"/>
-          <w:lang w:eastAsia="en-IN"/>
-        </w:rPr>
-        <w:t>:</w:t>
-      </w:r>
-    </w:p>
-    <w:p>
-      <w:pPr>
-        <w:spacing w:before="100" w:beforeAutospacing="1" w:after="100" w:afterAutospacing="1" w:line="240" w:lineRule="auto"/>
-        <w:rPr>
-          <w:rFonts w:ascii="Times New Roman" w:eastAsia="Times New Roman" w:hAnsi="Times New Roman" w:cs="Times New Roman"/>
-          <w:sz w:val="24"/>
-          <w:szCs w:val="24"/>
-          <w:lang w:eastAsia="en-IN"/>
-        </w:rPr>
-      </w:pPr>
-      <w:r>
-        <w:rPr>
-          <w:rFonts w:ascii="Times New Roman" w:eastAsia="Times New Roman" w:hAnsi="Times New Roman" w:cs="Times New Roman"/>
-          <w:sz w:val="24"/>
-          <w:szCs w:val="24"/>
-          <w:lang w:eastAsia="en-IN"/>
-        </w:rPr>
-        <w:t>Image recognition is used in many real-world applications such as search engines, security systems, and automation tools. Even a simple system like this shows how machines can reduce human effort.</w:t>
-      </w:r>
-    </w:p>
-    <w:p>
-      <w:pPr>
-        <w:spacing w:before="100" w:beforeAutospacing="1" w:after="100" w:afterAutospacing="1" w:line="240" w:lineRule="auto"/>
-        <w:rPr>
-          <w:rFonts w:ascii="Times New Roman" w:eastAsia="Times New Roman" w:hAnsi="Times New Roman" w:cs="Times New Roman"/>
-          <w:sz w:val="24"/>
-          <w:szCs w:val="24"/>
-          <w:lang w:eastAsia="en-IN"/>
-        </w:rPr>
-      </w:pPr>
-      <w:r>
-        <w:rPr>
-          <w:rFonts w:ascii="Times New Roman" w:eastAsia="Times New Roman" w:hAnsi="Times New Roman" w:cs="Times New Roman"/>
+        </w:rPr>
+        <w:t>OBJECTIVE OF THE PROJECT</w:t>
+      </w:r>
+      <w:r>
+        <w:rPr>
+          <w:rStyle w:val="Strong"/>
           <w:b/>
           <w:bCs/>
-          <w:noProof/>
-          <w:sz w:val="24"/>
-          <w:szCs w:val="24"/>
-          <w:lang w:eastAsia="en-IN"/>
-        </w:rPr>
-        <mc:AlternateContent>
-          <mc:Choice Requires="wps">
-            <w:drawing>
-              <wp:anchor distT="0" distB="0" distL="114300" distR="114300" simplePos="0" relativeHeight="251665408" behindDoc="0" locked="0" layoutInCell="1" allowOverlap="1" wp14:anchorId="44AB4748" wp14:editId="79DA7BE1">
-                <wp:simplePos x="0" y="0"/>
-                <wp:positionH relativeFrom="column">
-                  <wp:posOffset>44855</wp:posOffset>
-                </wp:positionH>
-                <wp:positionV relativeFrom="paragraph">
-                  <wp:posOffset>460388</wp:posOffset>
-                </wp:positionV>
-                <wp:extent cx="5593405" cy="0"/>
-                <wp:effectExtent l="0" t="0" r="26670" b="19050"/>
-                <wp:wrapNone/>
-                <wp:docPr id="4" name="Straight Connector 4"/>
-                <wp:cNvGraphicFramePr/>
-                <a:graphic xmlns:a="http://schemas.openxmlformats.org/drawingml/2006/main">
-                  <a:graphicData uri="http://schemas.microsoft.com/office/word/2010/wordprocessingShape">
-                    <wps:wsp>
-                      <wps:cNvCnPr/>
-                      <wps:spPr>
-                        <a:xfrm>
-                          <a:off x="0" y="0"/>
-                          <a:ext cx="5593405" cy="0"/>
-                        </a:xfrm>
-                        <a:prstGeom prst="line">
-                          <a:avLst/>
-                        </a:prstGeom>
-                      </wps:spPr>
-                      <wps:style>
-                        <a:lnRef idx="1">
-                          <a:schemeClr val="dk1"/>
-                        </a:lnRef>
-                        <a:fillRef idx="0">
-                          <a:schemeClr val="dk1"/>
-                        </a:fillRef>
-                        <a:effectRef idx="0">
-                          <a:schemeClr val="dk1"/>
-                        </a:effectRef>
-                        <a:fontRef idx="minor">
-                          <a:schemeClr val="tx1"/>
-                        </a:fontRef>
-                      </wps:style>
-                      <wps:bodyPr/>
-                    </wps:wsp>
-                  </a:graphicData>
-                </a:graphic>
-              </wp:anchor>
-            </w:drawing>
-          </mc:Choice>
-          <mc:Fallback>
-            <w:pict>
-              <v:line w14:anchorId="7259BB1A" id="Straight Connector 4" o:spid="_x0000_s1026" style="position:absolute;z-index:251665408;visibility:visible;mso-wrap-style:square;mso-wrap-distance-left:9pt;mso-wrap-distance-top:0;mso-wrap-distance-right:9pt;mso-wrap-distance-bottom:0;mso-position-horizontal:absolute;mso-position-horizontal-relative:text;mso-position-vertical:absolute;mso-position-vertical-relative:text" from="3.55pt,36.25pt" to="444pt,36.25pt" o:gfxdata="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" strokecolor="black [3200]" strokeweight=".5pt">
-                <v:stroke joinstyle="miter"/>
-              </v:line>
-            </w:pict>
-          </mc:Fallback>
-        </mc:AlternateContent>
-      </w:r>
-      <w:r>
-        <w:rPr>
-          <w:rFonts w:ascii="Times New Roman" w:eastAsia="Times New Roman" w:hAnsi="Times New Roman" w:cs="Times New Roman"/>
-          <w:sz w:val="24"/>
-          <w:szCs w:val="24"/>
-          <w:lang w:eastAsia="en-IN"/>
-        </w:rPr>
-        <w:t>W</w:t>
-      </w:r>
-      <w:r>
-        <w:rPr>
-          <w:rFonts w:ascii="Times New Roman" w:eastAsia="Times New Roman" w:hAnsi="Times New Roman" w:cs="Times New Roman"/>
-          <w:sz w:val="24"/>
-          <w:szCs w:val="24"/>
-          <w:lang w:eastAsia="en-IN"/>
-        </w:rPr>
-        <w:t>orking on this problem helped me understand how AI can be used in practical situations and not just in theory.</w:t>
-      </w:r>
+          <w:sz w:val="24"/>
+          <w:szCs w:val="24"/>
+        </w:rPr>
+        <w:t>:</w:t>
+      </w:r>
+    </w:p>
+    <w:p>
+      <w:pPr>
+        <w:pStyle w:val="NormalWeb"/>
+        <w:pBdr>
+          <w:bottom w:val="single" w:sz="6" w:space="1" w:color="auto"/>
+        </w:pBdr>
+        <w:spacing w:line="360" w:lineRule="auto"/>
+      </w:pPr>
+      <w:r>
+        <w:t>The main objective of this project is to build an AI-based system that can take an image as input and classify it by predicting what is present in the image.</w:t>
+      </w:r>
+    </w:p>
+    <w:p>
+      <w:pPr>
+        <w:pStyle w:val="NormalWeb"/>
+        <w:pBdr>
+          <w:bottom w:val="single" w:sz="6" w:space="1" w:color="auto"/>
+        </w:pBdr>
+      </w:pPr>
+    </w:p>
+    <w:p>
+      <w:pPr>
+        <w:pStyle w:val="NormalWeb"/>
+      </w:pPr>
     </w:p>
     <w:p>
       <w:pPr>
         <w:pStyle w:val="Heading2"/>
-        <w:rPr>
-          <w:sz w:val="24"/>
-          <w:szCs w:val="24"/>
-        </w:rPr>
-      </w:pPr>
-      <w:r>
         <w:rPr>
           <w:rStyle w:val="Strong"/>
           <w:b/>
@@ -591,8 +509,7 @@
           <w:sz w:val="24"/>
           <w:szCs w:val="24"/>
         </w:rPr>
-        <w:t>OBJECTIVE OF THE PROJECT</w:t>
-      </w:r>
+      </w:pPr>
       <w:r>
         <w:rPr>
           <w:rStyle w:val="Strong"/>
@@ -601,81 +518,17 @@
           <w:sz w:val="24"/>
           <w:szCs w:val="24"/>
         </w:rPr>
-        <w:t>:</w:t>
-      </w:r>
-    </w:p>
-    <w:p>
-      <w:pPr>
-        <w:pStyle w:val="NormalWeb"/>
-      </w:pPr>
-      <w:r>
-        <w:rPr>
+        <w:t>APPROACH / METHODOLOGY</w:t>
+      </w:r>
+      <w:r>
+        <w:rPr>
+          <w:rStyle w:val="Strong"/>
           <w:b/>
           <w:bCs/>
-          <w:noProof/>
-        </w:rPr>
-        <mc:AlternateContent>
-          <mc:Choice Requires="wps">
-            <w:drawing>
-              <wp:anchor distT="0" distB="0" distL="114300" distR="114300" simplePos="0" relativeHeight="251663360" behindDoc="0" locked="0" layoutInCell="1" allowOverlap="1" wp14:anchorId="0E4AD97C" wp14:editId="6886325A">
-                <wp:simplePos x="0" y="0"/>
-                <wp:positionH relativeFrom="margin">
-                  <wp:align>left</wp:align>
-                </wp:positionH>
-                <wp:positionV relativeFrom="paragraph">
-                  <wp:posOffset>453390</wp:posOffset>
-                </wp:positionV>
-                <wp:extent cx="5593080" cy="0"/>
-                <wp:effectExtent l="0" t="0" r="26670" b="19050"/>
-                <wp:wrapNone/>
-                <wp:docPr id="3" name="Straight Connector 3"/>
-                <wp:cNvGraphicFramePr/>
-                <a:graphic xmlns:a="http://schemas.openxmlformats.org/drawingml/2006/main">
-                  <a:graphicData uri="http://schemas.microsoft.com/office/word/2010/wordprocessingShape">
-                    <wps:wsp>
-                      <wps:cNvCnPr/>
-                      <wps:spPr>
-                        <a:xfrm>
-                          <a:off x="0" y="0"/>
-                          <a:ext cx="5593080" cy="0"/>
-                        </a:xfrm>
-                        <a:prstGeom prst="line">
-                          <a:avLst/>
-                        </a:prstGeom>
-                      </wps:spPr>
-                      <wps:style>
-                        <a:lnRef idx="1">
-                          <a:schemeClr val="dk1"/>
-                        </a:lnRef>
-                        <a:fillRef idx="0">
-                          <a:schemeClr val="dk1"/>
-                        </a:fillRef>
-                        <a:effectRef idx="0">
-                          <a:schemeClr val="dk1"/>
-                        </a:effectRef>
-                        <a:fontRef idx="minor">
-                          <a:schemeClr val="tx1"/>
-                        </a:fontRef>
-                      </wps:style>
-                      <wps:bodyPr/>
-                    </wps:wsp>
-                  </a:graphicData>
-                </a:graphic>
-              </wp:anchor>
-            </w:drawing>
-          </mc:Choice>
-          <mc:Fallback>
-            <w:pict>
-              <v:line w14:anchorId="3B4DBF38" id="Straight Connector 3" o:spid="_x0000_s1026" style="position:absolute;z-index:251663360;visibility:visible;mso-wrap-style:square;mso-wrap-distance-left:9pt;mso-wrap-distance-top:0;mso-wrap-distance-right:9pt;mso-wrap-distance-bottom:0;mso-position-horizontal:left;mso-position-horizontal-relative:margin;mso-position-vertical:absolute;mso-position-vertical-relative:text" from="0,35.7pt" to="440.4pt,35.7pt" o:gfxdata="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" strokecolor="black [3200]" strokeweight=".5pt">
-                <v:stroke joinstyle="miter"/>
-                <w10:wrap anchorx="margin"/>
-              </v:line>
-            </w:pict>
-          </mc:Fallback>
-        </mc:AlternateContent>
-      </w:r>
-      <w:r>
-        <w:t>The main objective of this project is to build an AI-based system that can take an image as input and classify it by predicting what is present in the image.</w:t>
+          <w:sz w:val="24"/>
+          <w:szCs w:val="24"/>
+        </w:rPr>
+        <w:t>:</w:t>
       </w:r>
     </w:p>
     <w:p>
@@ -686,30 +539,11 @@
           <w:szCs w:val="24"/>
         </w:rPr>
       </w:pPr>
-      <w:r>
-        <w:rPr>
-          <w:rStyle w:val="Strong"/>
-          <w:b/>
-          <w:bCs/>
-          <w:sz w:val="24"/>
-          <w:szCs w:val="24"/>
-        </w:rPr>
-        <w:t>APPROACH / METHODOLOGY</w:t>
-      </w:r>
-      <w:r>
-        <w:rPr>
-          <w:rStyle w:val="Strong"/>
-          <w:b/>
-          <w:bCs/>
-          <w:sz w:val="24"/>
-          <w:szCs w:val="24"/>
-        </w:rPr>
-        <w:t>:</w:t>
-      </w:r>
     </w:p>
     <w:p>
       <w:pPr>
         <w:pStyle w:val="NormalWeb"/>
+        <w:spacing w:line="360" w:lineRule="auto"/>
       </w:pPr>
       <w:r>
         <w:t>In this project, I used a pre-trained model instead of creat</w:t>
@@ -721,6 +555,7 @@
     <w:p>
       <w:pPr>
         <w:pStyle w:val="NormalWeb"/>
+        <w:spacing w:line="360" w:lineRule="auto"/>
       </w:pPr>
       <w:r>
         <w:t>First, I created a simple interface where the user can upload an image. After uploading, the image is processed and resized to the required size so that it can be accepted by the model.</w:t>
@@ -729,73 +564,11 @@
     <w:p>
       <w:pPr>
         <w:pStyle w:val="NormalWeb"/>
-      </w:pPr>
-      <w:r>
-        <w:rPr>
-          <w:b/>
-          <w:bCs/>
-          <w:noProof/>
-        </w:rPr>
-        <mc:AlternateContent>
-          <mc:Choice Requires="wps">
-            <w:drawing>
-              <wp:anchor distT="0" distB="0" distL="114300" distR="114300" simplePos="0" relativeHeight="251661312" behindDoc="0" locked="0" layoutInCell="1" allowOverlap="1" wp14:anchorId="5E5E12D4" wp14:editId="5A0525A2">
-                <wp:simplePos x="0" y="0"/>
-                <wp:positionH relativeFrom="margin">
-                  <wp:align>center</wp:align>
-                </wp:positionH>
-                <wp:positionV relativeFrom="paragraph">
-                  <wp:posOffset>626718</wp:posOffset>
-                </wp:positionV>
-                <wp:extent cx="5593405" cy="0"/>
-                <wp:effectExtent l="0" t="0" r="26670" b="19050"/>
-                <wp:wrapNone/>
-                <wp:docPr id="2" name="Straight Connector 2"/>
-                <wp:cNvGraphicFramePr/>
-                <a:graphic xmlns:a="http://schemas.openxmlformats.org/drawingml/2006/main">
-                  <a:graphicData uri="http://schemas.microsoft.com/office/word/2010/wordprocessingShape">
-                    <wps:wsp>
-                      <wps:cNvCnPr/>
-                      <wps:spPr>
-                        <a:xfrm>
-                          <a:off x="0" y="0"/>
-                          <a:ext cx="5593405" cy="0"/>
-                        </a:xfrm>
-                        <a:prstGeom prst="line">
-                          <a:avLst/>
-                        </a:prstGeom>
-                      </wps:spPr>
-                      <wps:style>
-                        <a:lnRef idx="1">
-                          <a:schemeClr val="dk1"/>
-                        </a:lnRef>
-                        <a:fillRef idx="0">
-                          <a:schemeClr val="dk1"/>
-                        </a:fillRef>
-                        <a:effectRef idx="0">
-                          <a:schemeClr val="dk1"/>
-                        </a:effectRef>
-                        <a:fontRef idx="minor">
-                          <a:schemeClr val="tx1"/>
-                        </a:fontRef>
-                      </wps:style>
-                      <wps:bodyPr/>
-                    </wps:wsp>
-                  </a:graphicData>
-                </a:graphic>
-              </wp:anchor>
-            </w:drawing>
-          </mc:Choice>
-          <mc:Fallback>
-            <w:pict>
-              <v:line w14:anchorId="1539978B" id="Straight Connector 2" o:spid="_x0000_s1026" style="position:absolute;z-index:251661312;visibility:visible;mso-wrap-style:square;mso-wrap-distance-left:9pt;mso-wrap-distance-top:0;mso-wrap-distance-right:9pt;mso-wrap-distance-bottom:0;mso-position-horizontal:center;mso-position-horizontal-relative:margin;mso-position-vertical:absolute;mso-position-vertical-relative:text" from="0,49.35pt" to="440.45pt,49.35pt" o:gfxdata="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" strokecolor="black [3200]" strokeweight=".5pt">
-                <v:stroke joinstyle="miter"/>
-                <w10:wrap anchorx="margin"/>
-              </v:line>
-            </w:pict>
-          </mc:Fallback>
-        </mc:AlternateContent>
-      </w:r>
+        <w:pBdr>
+          <w:bottom w:val="single" w:sz="6" w:space="1" w:color="auto"/>
+        </w:pBdr>
+        <w:spacing w:line="360" w:lineRule="auto"/>
+      </w:pPr>
       <w:r>
         <w:t xml:space="preserve">Then, the image is passed to the AI model, which </w:t>
       </w:r>
@@ -808,6 +581,19 @@
       <w:r>
         <w:t>ng with their confidence scores percentages.</w:t>
       </w:r>
+    </w:p>
+    <w:p>
+      <w:pPr>
+        <w:pStyle w:val="NormalWeb"/>
+        <w:pBdr>
+          <w:bottom w:val="single" w:sz="6" w:space="1" w:color="auto"/>
+        </w:pBdr>
+      </w:pPr>
+    </w:p>
+    <w:p>
+      <w:pPr>
+        <w:pStyle w:val="NormalWeb"/>
+      </w:pPr>
     </w:p>
     <w:p>
       <w:pPr>
@@ -841,7 +627,7 @@
           <w:ilvl w:val="0"/>
           <w:numId w:val="1"/>
         </w:numPr>
-        <w:spacing w:before="100" w:beforeAutospacing="1" w:after="100" w:afterAutospacing="1" w:line="240" w:lineRule="auto"/>
+        <w:spacing w:before="100" w:beforeAutospacing="1" w:after="100" w:afterAutospacing="1" w:line="360" w:lineRule="auto"/>
         <w:rPr>
           <w:rFonts w:ascii="Times New Roman" w:hAnsi="Times New Roman" w:cs="Times New Roman"/>
         </w:rPr>
@@ -873,452 +659,369 @@
           <w:ilvl w:val="0"/>
           <w:numId w:val="1"/>
         </w:numPr>
+        <w:spacing w:before="100" w:beforeAutospacing="1" w:after="100" w:afterAutospacing="1" w:line="360" w:lineRule="auto"/>
+        <w:rPr>
+          <w:rFonts w:ascii="Times New Roman" w:hAnsi="Times New Roman" w:cs="Times New Roman"/>
+        </w:rPr>
+      </w:pPr>
+      <w:r>
+        <w:rPr>
+          <w:rFonts w:ascii="Times New Roman" w:hAnsi="Times New Roman" w:cs="Times New Roman"/>
+        </w:rPr>
+        <w:t>Using a simple interface so that the application is easy to use, simple and clear.</w:t>
+      </w:r>
+    </w:p>
+    <w:p>
+      <w:pPr>
+        <w:pBdr>
+          <w:bottom w:val="single" w:sz="6" w:space="1" w:color="auto"/>
+        </w:pBdr>
+        <w:spacing w:before="100" w:beforeAutospacing="1" w:after="100" w:afterAutospacing="1" w:line="360" w:lineRule="auto"/>
+        <w:ind w:left="720"/>
+        <w:rPr>
+          <w:rFonts w:ascii="Times New Roman" w:hAnsi="Times New Roman" w:cs="Times New Roman"/>
+        </w:rPr>
+      </w:pPr>
+    </w:p>
+    <w:p>
+      <w:pPr>
+        <w:spacing w:before="100" w:beforeAutospacing="1" w:after="100" w:afterAutospacing="1" w:line="360" w:lineRule="auto"/>
+        <w:ind w:left="720"/>
+        <w:rPr>
+          <w:rFonts w:ascii="Times New Roman" w:hAnsi="Times New Roman" w:cs="Times New Roman"/>
+        </w:rPr>
+      </w:pPr>
+    </w:p>
+    <w:p>
+      <w:pPr>
         <w:spacing w:before="100" w:beforeAutospacing="1" w:after="100" w:afterAutospacing="1" w:line="240" w:lineRule="auto"/>
         <w:rPr>
-          <w:rFonts w:ascii="Times New Roman" w:hAnsi="Times New Roman" w:cs="Times New Roman"/>
-        </w:rPr>
-      </w:pPr>
-      <w:r>
-        <w:rPr>
-          <w:rFonts w:ascii="Times New Roman" w:eastAsia="Times New Roman" w:hAnsi="Times New Roman" w:cs="Times New Roman"/>
-          <w:b/>
-          <w:bCs/>
-          <w:noProof/>
-          <w:sz w:val="24"/>
-          <w:szCs w:val="24"/>
-          <w:lang w:eastAsia="en-IN"/>
-        </w:rPr>
-        <mc:AlternateContent>
-          <mc:Choice Requires="wps">
-            <w:drawing>
-              <wp:anchor distT="0" distB="0" distL="114300" distR="114300" simplePos="0" relativeHeight="251669504" behindDoc="0" locked="0" layoutInCell="1" allowOverlap="1" wp14:anchorId="128190CB" wp14:editId="0F9C8687">
-                <wp:simplePos x="0" y="0"/>
-                <wp:positionH relativeFrom="margin">
-                  <wp:align>left</wp:align>
-                </wp:positionH>
-                <wp:positionV relativeFrom="paragraph">
-                  <wp:posOffset>217548</wp:posOffset>
-                </wp:positionV>
-                <wp:extent cx="5593405" cy="0"/>
-                <wp:effectExtent l="0" t="0" r="26670" b="19050"/>
-                <wp:wrapNone/>
-                <wp:docPr id="6" name="Straight Connector 6"/>
-                <wp:cNvGraphicFramePr/>
-                <a:graphic xmlns:a="http://schemas.openxmlformats.org/drawingml/2006/main">
-                  <a:graphicData uri="http://schemas.microsoft.com/office/word/2010/wordprocessingShape">
-                    <wps:wsp>
-                      <wps:cNvCnPr/>
-                      <wps:spPr>
-                        <a:xfrm>
-                          <a:off x="0" y="0"/>
-                          <a:ext cx="5593405" cy="0"/>
-                        </a:xfrm>
-                        <a:prstGeom prst="line">
-                          <a:avLst/>
-                        </a:prstGeom>
-                      </wps:spPr>
-                      <wps:style>
-                        <a:lnRef idx="1">
-                          <a:schemeClr val="dk1"/>
-                        </a:lnRef>
-                        <a:fillRef idx="0">
-                          <a:schemeClr val="dk1"/>
-                        </a:fillRef>
-                        <a:effectRef idx="0">
-                          <a:schemeClr val="dk1"/>
-                        </a:effectRef>
-                        <a:fontRef idx="minor">
-                          <a:schemeClr val="tx1"/>
-                        </a:fontRef>
-                      </wps:style>
-                      <wps:bodyPr/>
-                    </wps:wsp>
-                  </a:graphicData>
-                </a:graphic>
-              </wp:anchor>
-            </w:drawing>
-          </mc:Choice>
-          <mc:Fallback>
-            <w:pict>
-              <v:line w14:anchorId="11D7CA21" id="Straight Connector 6" o:spid="_x0000_s1026" style="position:absolute;z-index:251669504;visibility:visible;mso-wrap-style:square;mso-wrap-distance-left:9pt;mso-wrap-distance-top:0;mso-wrap-distance-right:9pt;mso-wrap-distance-bottom:0;mso-position-horizontal:left;mso-position-horizontal-relative:margin;mso-position-vertical:absolute;mso-position-vertical-relative:text" from="0,17.15pt" to="440.45pt,17.15pt" o:gfxdata="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" strokecolor="black [3200]" strokeweight=".5pt">
-                <v:stroke joinstyle="miter"/>
-                <w10:wrap anchorx="margin"/>
-              </v:line>
-            </w:pict>
-          </mc:Fallback>
-        </mc:AlternateContent>
-      </w:r>
-      <w:r>
-        <w:rPr>
-          <w:rFonts w:ascii="Times New Roman" w:hAnsi="Times New Roman" w:cs="Times New Roman"/>
-        </w:rPr>
-        <w:t>Using a simple interface so that the application is easy</w:t>
-      </w:r>
-      <w:r>
-        <w:rPr>
-          <w:rFonts w:ascii="Times New Roman" w:hAnsi="Times New Roman" w:cs="Times New Roman"/>
-        </w:rPr>
-        <w:t xml:space="preserve"> to use, simple and clear.</w:t>
-      </w:r>
-    </w:p>
-    <w:p>
-      <w:pPr>
-        <w:shd w:val="clear" w:color="auto" w:fill="FFFFFF"/>
-        <w:spacing w:after="240" w:line="240" w:lineRule="auto"/>
-        <w:rPr>
-          <w:rFonts w:ascii="Times New Roman" w:eastAsia="Times New Roman" w:hAnsi="Times New Roman" w:cs="Times New Roman"/>
-          <w:b/>
-          <w:color w:val="1F2328"/>
-          <w:sz w:val="24"/>
-          <w:szCs w:val="24"/>
-          <w:lang w:eastAsia="en-IN"/>
-        </w:rPr>
-      </w:pPr>
-      <w:r>
-        <w:rPr>
-          <w:rFonts w:ascii="Times New Roman" w:eastAsia="Times New Roman" w:hAnsi="Times New Roman" w:cs="Times New Roman"/>
-          <w:b/>
-          <w:color w:val="1F2328"/>
-          <w:sz w:val="24"/>
-          <w:szCs w:val="24"/>
-          <w:lang w:eastAsia="en-IN"/>
-        </w:rPr>
-        <w:t>THE PROJECT USES</w:t>
-      </w:r>
-      <w:r>
-        <w:rPr>
-          <w:rFonts w:ascii="Times New Roman" w:eastAsia="Times New Roman" w:hAnsi="Times New Roman" w:cs="Times New Roman"/>
-          <w:b/>
-          <w:color w:val="1F2328"/>
-          <w:sz w:val="24"/>
-          <w:szCs w:val="24"/>
-          <w:lang w:eastAsia="en-IN"/>
-        </w:rPr>
-        <w:t>:</w:t>
-      </w:r>
-    </w:p>
-    <w:p>
-      <w:pPr>
-        <w:numPr>
-          <w:ilvl w:val="0"/>
-          <w:numId w:val="2"/>
-        </w:numPr>
-        <w:shd w:val="clear" w:color="auto" w:fill="FFFFFF"/>
+          <w:rStyle w:val="Strong"/>
+          <w:rFonts w:ascii="Times New Roman" w:hAnsi="Times New Roman" w:cs="Times New Roman"/>
+          <w:bCs w:val="0"/>
+          <w:sz w:val="24"/>
+        </w:rPr>
+      </w:pPr>
+      <w:r>
+        <w:rPr>
+          <w:rStyle w:val="Strong"/>
+          <w:rFonts w:ascii="Times New Roman" w:hAnsi="Times New Roman" w:cs="Times New Roman"/>
+          <w:bCs w:val="0"/>
+          <w:sz w:val="24"/>
+        </w:rPr>
+        <w:t>THE PROJECT USES:</w:t>
+      </w:r>
+    </w:p>
+    <w:p>
+      <w:pPr>
         <w:spacing w:before="100" w:beforeAutospacing="1" w:after="100" w:afterAutospacing="1" w:line="240" w:lineRule="auto"/>
         <w:rPr>
-          <w:rFonts w:ascii="Times New Roman" w:eastAsia="Times New Roman" w:hAnsi="Times New Roman" w:cs="Times New Roman"/>
-          <w:color w:val="1F2328"/>
-          <w:sz w:val="24"/>
-          <w:szCs w:val="24"/>
-          <w:lang w:eastAsia="en-IN"/>
-        </w:rPr>
-      </w:pPr>
+          <w:rStyle w:val="Strong"/>
+          <w:b w:val="0"/>
+          <w:bCs w:val="0"/>
+          <w:sz w:val="24"/>
+        </w:rPr>
+      </w:pPr>
+      <w:r>
+        <w:rPr>
+          <w:rStyle w:val="Strong"/>
+          <w:b w:val="0"/>
+          <w:bCs w:val="0"/>
+          <w:sz w:val="24"/>
+        </w:rPr>
+        <w:t>•</w:t>
+      </w:r>
+      <w:r>
+        <w:rPr>
+          <w:rStyle w:val="Strong"/>
+          <w:b w:val="0"/>
+          <w:bCs w:val="0"/>
+          <w:sz w:val="24"/>
+        </w:rPr>
+        <w:tab/>
+      </w:r>
       <w:proofErr w:type="spellStart"/>
       <w:r>
         <w:rPr>
-          <w:rFonts w:ascii="Times New Roman" w:eastAsia="Times New Roman" w:hAnsi="Times New Roman" w:cs="Times New Roman"/>
-          <w:color w:val="1F2328"/>
-          <w:sz w:val="24"/>
-          <w:szCs w:val="24"/>
-          <w:lang w:eastAsia="en-IN"/>
-        </w:rPr>
-        <w:lastRenderedPageBreak/>
+          <w:rStyle w:val="Strong"/>
+          <w:b w:val="0"/>
+          <w:bCs w:val="0"/>
+          <w:sz w:val="24"/>
+        </w:rPr>
         <w:t>uv</w:t>
       </w:r>
       <w:proofErr w:type="spellEnd"/>
       <w:r>
         <w:rPr>
-          <w:rFonts w:ascii="Times New Roman" w:eastAsia="Times New Roman" w:hAnsi="Times New Roman" w:cs="Times New Roman"/>
-          <w:color w:val="1F2328"/>
-          <w:sz w:val="24"/>
-          <w:szCs w:val="24"/>
-          <w:lang w:eastAsia="en-IN"/>
-        </w:rPr>
-        <w:t xml:space="preserve"> for fast and efficient dependency </w:t>
-      </w:r>
-      <w:proofErr w:type="gramStart"/>
-      <w:r>
-        <w:rPr>
-          <w:rFonts w:ascii="Times New Roman" w:eastAsia="Times New Roman" w:hAnsi="Times New Roman" w:cs="Times New Roman"/>
-          <w:color w:val="1F2328"/>
-          <w:sz w:val="24"/>
-          <w:szCs w:val="24"/>
-          <w:lang w:eastAsia="en-IN"/>
-        </w:rPr>
-        <w:t>management ,</w:t>
-      </w:r>
-      <w:proofErr w:type="gramEnd"/>
-      <w:r>
-        <w:rPr>
-          <w:rFonts w:ascii="Times New Roman" w:eastAsia="Times New Roman" w:hAnsi="Times New Roman" w:cs="Times New Roman"/>
-          <w:color w:val="1F2328"/>
-          <w:sz w:val="24"/>
-          <w:szCs w:val="24"/>
-          <w:lang w:eastAsia="en-IN"/>
-        </w:rPr>
-        <w:t xml:space="preserve"> instead of pip.</w:t>
-      </w:r>
-    </w:p>
-    <w:p>
-      <w:pPr>
-        <w:numPr>
-          <w:ilvl w:val="0"/>
-          <w:numId w:val="2"/>
-        </w:numPr>
-        <w:shd w:val="clear" w:color="auto" w:fill="FFFFFF"/>
-        <w:spacing w:before="60" w:after="100" w:afterAutospacing="1" w:line="240" w:lineRule="auto"/>
-        <w:rPr>
-          <w:rFonts w:ascii="Times New Roman" w:eastAsia="Times New Roman" w:hAnsi="Times New Roman" w:cs="Times New Roman"/>
-          <w:color w:val="1F2328"/>
-          <w:sz w:val="24"/>
-          <w:szCs w:val="24"/>
-          <w:lang w:eastAsia="en-IN"/>
-        </w:rPr>
-      </w:pPr>
+          <w:rStyle w:val="Strong"/>
+          <w:b w:val="0"/>
+          <w:bCs w:val="0"/>
+          <w:sz w:val="24"/>
+        </w:rPr>
+        <w:t xml:space="preserve"> for fast and efficient dependency management, instead of pip.</w:t>
+      </w:r>
+    </w:p>
+    <w:p>
+      <w:pPr>
+        <w:spacing w:before="100" w:beforeAutospacing="1" w:after="100" w:afterAutospacing="1" w:line="240" w:lineRule="auto"/>
+        <w:rPr>
+          <w:rStyle w:val="Strong"/>
+          <w:b w:val="0"/>
+          <w:bCs w:val="0"/>
+          <w:sz w:val="24"/>
+        </w:rPr>
+      </w:pPr>
+      <w:r>
+        <w:rPr>
+          <w:rStyle w:val="Strong"/>
+          <w:b w:val="0"/>
+          <w:bCs w:val="0"/>
+          <w:sz w:val="24"/>
+        </w:rPr>
+        <w:t>•</w:t>
+      </w:r>
+      <w:r>
+        <w:rPr>
+          <w:rStyle w:val="Strong"/>
+          <w:b w:val="0"/>
+          <w:bCs w:val="0"/>
+          <w:sz w:val="24"/>
+        </w:rPr>
+        <w:tab/>
+      </w:r>
       <w:proofErr w:type="spellStart"/>
       <w:r>
         <w:rPr>
-          <w:rFonts w:ascii="Times New Roman" w:eastAsia="Times New Roman" w:hAnsi="Times New Roman" w:cs="Times New Roman"/>
-          <w:color w:val="1F2328"/>
-          <w:sz w:val="24"/>
-          <w:szCs w:val="24"/>
-          <w:lang w:eastAsia="en-IN"/>
-        </w:rPr>
-        <w:t>S</w:t>
-      </w:r>
-      <w:r>
-        <w:rPr>
-          <w:rFonts w:ascii="Times New Roman" w:eastAsia="Times New Roman" w:hAnsi="Times New Roman" w:cs="Times New Roman"/>
-          <w:color w:val="1F2328"/>
-          <w:sz w:val="24"/>
-          <w:szCs w:val="24"/>
-          <w:lang w:eastAsia="en-IN"/>
-        </w:rPr>
-        <w:t>treamlit</w:t>
+          <w:rStyle w:val="Strong"/>
+          <w:b w:val="0"/>
+          <w:bCs w:val="0"/>
+          <w:sz w:val="24"/>
+        </w:rPr>
+        <w:t>Streamlit</w:t>
       </w:r>
       <w:proofErr w:type="spellEnd"/>
       <w:r>
         <w:rPr>
-          <w:rFonts w:ascii="Times New Roman" w:eastAsia="Times New Roman" w:hAnsi="Times New Roman" w:cs="Times New Roman"/>
-          <w:color w:val="1F2328"/>
-          <w:sz w:val="24"/>
-          <w:szCs w:val="24"/>
-          <w:lang w:eastAsia="en-IN"/>
-        </w:rPr>
-        <w:t xml:space="preserve"> for the interactive web interface allowing user to upload image and view classification results in real time.</w:t>
-      </w:r>
-    </w:p>
-    <w:p>
-      <w:pPr>
-        <w:numPr>
-          <w:ilvl w:val="0"/>
-          <w:numId w:val="2"/>
-        </w:numPr>
-        <w:shd w:val="clear" w:color="auto" w:fill="FFFFFF"/>
-        <w:spacing w:before="60" w:after="100" w:afterAutospacing="1" w:line="240" w:lineRule="auto"/>
-        <w:rPr>
-          <w:rFonts w:ascii="Times New Roman" w:eastAsia="Times New Roman" w:hAnsi="Times New Roman" w:cs="Times New Roman"/>
-          <w:color w:val="1F2328"/>
-          <w:sz w:val="24"/>
-          <w:szCs w:val="24"/>
-          <w:lang w:eastAsia="en-IN"/>
-        </w:rPr>
-      </w:pPr>
+          <w:rStyle w:val="Strong"/>
+          <w:b w:val="0"/>
+          <w:bCs w:val="0"/>
+          <w:sz w:val="24"/>
+        </w:rPr>
+        <w:t xml:space="preserve"> for the interactive web interface allowing user to upload image and view </w:t>
+      </w:r>
+      <w:r>
+        <w:rPr>
+          <w:rStyle w:val="Strong"/>
+          <w:b w:val="0"/>
+          <w:bCs w:val="0"/>
+          <w:sz w:val="24"/>
+        </w:rPr>
+        <w:t xml:space="preserve">  </w:t>
+      </w:r>
+      <w:r>
+        <w:rPr>
+          <w:rStyle w:val="Strong"/>
+          <w:b w:val="0"/>
+          <w:bCs w:val="0"/>
+          <w:sz w:val="24"/>
+        </w:rPr>
+        <w:t>classification results in real time.</w:t>
+      </w:r>
+    </w:p>
+    <w:p>
+      <w:pPr>
+        <w:spacing w:before="100" w:beforeAutospacing="1" w:after="100" w:afterAutospacing="1" w:line="240" w:lineRule="auto"/>
+        <w:rPr>
+          <w:rStyle w:val="Strong"/>
+          <w:b w:val="0"/>
+          <w:bCs w:val="0"/>
+          <w:sz w:val="24"/>
+        </w:rPr>
+      </w:pPr>
+      <w:r>
+        <w:rPr>
+          <w:rStyle w:val="Strong"/>
+          <w:b w:val="0"/>
+          <w:bCs w:val="0"/>
+          <w:sz w:val="24"/>
+        </w:rPr>
+        <w:t>•</w:t>
+      </w:r>
+      <w:r>
+        <w:rPr>
+          <w:rStyle w:val="Strong"/>
+          <w:b w:val="0"/>
+          <w:bCs w:val="0"/>
+          <w:sz w:val="24"/>
+        </w:rPr>
+        <w:tab/>
+      </w:r>
       <w:proofErr w:type="spellStart"/>
       <w:proofErr w:type="gramStart"/>
       <w:r>
         <w:rPr>
-          <w:rFonts w:ascii="Times New Roman" w:eastAsia="Times New Roman" w:hAnsi="Times New Roman" w:cs="Times New Roman"/>
-          <w:color w:val="1F2328"/>
-          <w:sz w:val="24"/>
-          <w:szCs w:val="24"/>
-          <w:lang w:eastAsia="en-IN"/>
-        </w:rPr>
-        <w:t>TensorF</w:t>
-      </w:r>
-      <w:r>
-        <w:rPr>
-          <w:rFonts w:ascii="Times New Roman" w:eastAsia="Times New Roman" w:hAnsi="Times New Roman" w:cs="Times New Roman"/>
-          <w:color w:val="1F2328"/>
-          <w:sz w:val="24"/>
-          <w:szCs w:val="24"/>
-          <w:lang w:eastAsia="en-IN"/>
-        </w:rPr>
-        <w:t>low</w:t>
+          <w:rStyle w:val="Strong"/>
+          <w:b w:val="0"/>
+          <w:bCs w:val="0"/>
+          <w:sz w:val="24"/>
+        </w:rPr>
+        <w:t>TensorFlow</w:t>
       </w:r>
       <w:proofErr w:type="spellEnd"/>
       <w:r>
         <w:rPr>
-          <w:rFonts w:ascii="Times New Roman" w:eastAsia="Times New Roman" w:hAnsi="Times New Roman" w:cs="Times New Roman"/>
-          <w:color w:val="1F2328"/>
-          <w:sz w:val="24"/>
-          <w:szCs w:val="24"/>
-          <w:lang w:eastAsia="en-IN"/>
+          <w:rStyle w:val="Strong"/>
+          <w:b w:val="0"/>
+          <w:bCs w:val="0"/>
+          <w:sz w:val="24"/>
         </w:rPr>
         <w:t xml:space="preserve"> ,</w:t>
       </w:r>
       <w:proofErr w:type="gramEnd"/>
       <w:r>
         <w:rPr>
-          <w:rFonts w:ascii="Times New Roman" w:eastAsia="Times New Roman" w:hAnsi="Times New Roman" w:cs="Times New Roman"/>
-          <w:color w:val="1F2328"/>
-          <w:sz w:val="24"/>
-          <w:szCs w:val="24"/>
-          <w:lang w:eastAsia="en-IN"/>
+          <w:rStyle w:val="Strong"/>
+          <w:b w:val="0"/>
+          <w:bCs w:val="0"/>
+          <w:sz w:val="24"/>
         </w:rPr>
         <w:t xml:space="preserve"> for its </w:t>
       </w:r>
       <w:proofErr w:type="spellStart"/>
       <w:r>
         <w:rPr>
-          <w:rFonts w:ascii="Times New Roman" w:eastAsia="Times New Roman" w:hAnsi="Times New Roman" w:cs="Times New Roman"/>
-          <w:color w:val="1F2328"/>
-          <w:sz w:val="24"/>
-          <w:szCs w:val="24"/>
-          <w:lang w:eastAsia="en-IN"/>
+          <w:rStyle w:val="Strong"/>
+          <w:b w:val="0"/>
+          <w:bCs w:val="0"/>
+          <w:sz w:val="24"/>
         </w:rPr>
         <w:t>predifined</w:t>
       </w:r>
       <w:proofErr w:type="spellEnd"/>
       <w:r>
         <w:rPr>
-          <w:rFonts w:ascii="Times New Roman" w:eastAsia="Times New Roman" w:hAnsi="Times New Roman" w:cs="Times New Roman"/>
-          <w:color w:val="1F2328"/>
-          <w:sz w:val="24"/>
-          <w:szCs w:val="24"/>
-          <w:lang w:eastAsia="en-IN"/>
+          <w:rStyle w:val="Strong"/>
+          <w:b w:val="0"/>
+          <w:bCs w:val="0"/>
+          <w:sz w:val="24"/>
         </w:rPr>
         <w:t xml:space="preserve"> model- MobileNetV2 , to recognize image</w:t>
       </w:r>
     </w:p>
     <w:p>
       <w:pPr>
-        <w:numPr>
-          <w:ilvl w:val="0"/>
-          <w:numId w:val="2"/>
-        </w:numPr>
-        <w:shd w:val="clear" w:color="auto" w:fill="FFFFFF"/>
-        <w:spacing w:before="60" w:after="100" w:afterAutospacing="1" w:line="240" w:lineRule="auto"/>
-        <w:rPr>
-          <w:rFonts w:ascii="Times New Roman" w:eastAsia="Times New Roman" w:hAnsi="Times New Roman" w:cs="Times New Roman"/>
-          <w:color w:val="1F2328"/>
-          <w:sz w:val="24"/>
-          <w:szCs w:val="24"/>
-          <w:lang w:eastAsia="en-IN"/>
-        </w:rPr>
-      </w:pPr>
-      <w:r>
-        <w:rPr>
-          <w:rFonts w:ascii="Times New Roman" w:eastAsia="Times New Roman" w:hAnsi="Times New Roman" w:cs="Times New Roman"/>
-          <w:b/>
-          <w:bCs/>
-          <w:noProof/>
-          <w:sz w:val="24"/>
-          <w:szCs w:val="24"/>
-          <w:lang w:eastAsia="en-IN"/>
-        </w:rPr>
-        <mc:AlternateContent>
-          <mc:Choice Requires="wps">
-            <w:drawing>
-              <wp:anchor distT="0" distB="0" distL="114300" distR="114300" simplePos="0" relativeHeight="251667456" behindDoc="0" locked="0" layoutInCell="1" allowOverlap="1" wp14:anchorId="4D88AF62" wp14:editId="0FBD2656">
-                <wp:simplePos x="0" y="0"/>
-                <wp:positionH relativeFrom="margin">
-                  <wp:align>left</wp:align>
-                </wp:positionH>
-                <wp:positionV relativeFrom="paragraph">
-                  <wp:posOffset>421491</wp:posOffset>
-                </wp:positionV>
-                <wp:extent cx="5593405" cy="0"/>
-                <wp:effectExtent l="0" t="0" r="26670" b="19050"/>
-                <wp:wrapNone/>
-                <wp:docPr id="5" name="Straight Connector 5"/>
-                <wp:cNvGraphicFramePr/>
-                <a:graphic xmlns:a="http://schemas.openxmlformats.org/drawingml/2006/main">
-                  <a:graphicData uri="http://schemas.microsoft.com/office/word/2010/wordprocessingShape">
-                    <wps:wsp>
-                      <wps:cNvCnPr/>
-                      <wps:spPr>
-                        <a:xfrm>
-                          <a:off x="0" y="0"/>
-                          <a:ext cx="5593405" cy="0"/>
-                        </a:xfrm>
-                        <a:prstGeom prst="line">
-                          <a:avLst/>
-                        </a:prstGeom>
-                      </wps:spPr>
-                      <wps:style>
-                        <a:lnRef idx="1">
-                          <a:schemeClr val="dk1"/>
-                        </a:lnRef>
-                        <a:fillRef idx="0">
-                          <a:schemeClr val="dk1"/>
-                        </a:fillRef>
-                        <a:effectRef idx="0">
-                          <a:schemeClr val="dk1"/>
-                        </a:effectRef>
-                        <a:fontRef idx="minor">
-                          <a:schemeClr val="tx1"/>
-                        </a:fontRef>
-                      </wps:style>
-                      <wps:bodyPr/>
-                    </wps:wsp>
-                  </a:graphicData>
-                </a:graphic>
-              </wp:anchor>
-            </w:drawing>
-          </mc:Choice>
-          <mc:Fallback>
-            <w:pict>
-              <v:line w14:anchorId="19657E67" id="Straight Connector 5" o:spid="_x0000_s1026" style="position:absolute;z-index:251667456;visibility:visible;mso-wrap-style:square;mso-wrap-distance-left:9pt;mso-wrap-distance-top:0;mso-wrap-distance-right:9pt;mso-wrap-distance-bottom:0;mso-position-horizontal:left;mso-position-horizontal-relative:margin;mso-position-vertical:absolute;mso-position-vertical-relative:text" from="0,33.2pt" to="440.45pt,33.2pt" o:gfxdata="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" strokecolor="black [3200]" strokeweight=".5pt">
-                <v:stroke joinstyle="miter"/>
-                <w10:wrap anchorx="margin"/>
-              </v:line>
-            </w:pict>
-          </mc:Fallback>
-        </mc:AlternateContent>
-      </w:r>
-      <w:r>
-        <w:rPr>
-          <w:rFonts w:ascii="Times New Roman" w:eastAsia="Times New Roman" w:hAnsi="Times New Roman" w:cs="Times New Roman"/>
-          <w:color w:val="1F2328"/>
-          <w:sz w:val="24"/>
-          <w:szCs w:val="24"/>
-          <w:lang w:eastAsia="en-IN"/>
+        <w:pBdr>
+          <w:bottom w:val="single" w:sz="6" w:space="1" w:color="auto"/>
+        </w:pBdr>
+        <w:spacing w:before="100" w:beforeAutospacing="1" w:after="100" w:afterAutospacing="1" w:line="240" w:lineRule="auto"/>
+        <w:rPr>
+          <w:rStyle w:val="Strong"/>
+          <w:b w:val="0"/>
+          <w:bCs w:val="0"/>
+          <w:sz w:val="24"/>
+        </w:rPr>
+      </w:pPr>
+      <w:r>
+        <w:rPr>
+          <w:rStyle w:val="Strong"/>
+          <w:b w:val="0"/>
+          <w:bCs w:val="0"/>
+          <w:sz w:val="24"/>
+        </w:rPr>
+        <w:t>•</w:t>
+      </w:r>
+      <w:r>
+        <w:rPr>
+          <w:rStyle w:val="Strong"/>
+          <w:b w:val="0"/>
+          <w:bCs w:val="0"/>
+          <w:sz w:val="24"/>
+        </w:rPr>
+        <w:tab/>
+      </w:r>
+      <w:proofErr w:type="spellStart"/>
+      <w:r>
+        <w:rPr>
+          <w:rStyle w:val="Strong"/>
+          <w:b w:val="0"/>
+          <w:bCs w:val="0"/>
+          <w:sz w:val="24"/>
         </w:rPr>
         <w:t>OpenCV</w:t>
       </w:r>
-      <w:r>
-        <w:rPr>
-          <w:rFonts w:ascii="Times New Roman" w:eastAsia="Times New Roman" w:hAnsi="Times New Roman" w:cs="Times New Roman"/>
-          <w:color w:val="1F2328"/>
-          <w:sz w:val="24"/>
-          <w:szCs w:val="24"/>
-          <w:lang w:eastAsia="en-IN"/>
-        </w:rPr>
-        <w:t xml:space="preserve"> to resize the image to the required size of the AI model</w:t>
-      </w:r>
-    </w:p>
-    <w:p>
-      <w:pPr>
-        <w:pStyle w:val="Heading2"/>
-        <w:rPr>
-          <w:sz w:val="24"/>
-        </w:rPr>
-      </w:pPr>
-      <w:r>
-        <w:rPr>
-          <w:rStyle w:val="Strong"/>
-          <w:b/>
-          <w:bCs/>
-          <w:sz w:val="24"/>
-        </w:rPr>
-        <w:t>CHALLENGES FACED</w:t>
-      </w:r>
-      <w:r>
-        <w:rPr>
-          <w:rStyle w:val="Strong"/>
-          <w:b/>
-          <w:bCs/>
+      <w:proofErr w:type="spellEnd"/>
+      <w:r>
+        <w:rPr>
+          <w:rStyle w:val="Strong"/>
+          <w:b w:val="0"/>
+          <w:bCs w:val="0"/>
+          <w:sz w:val="24"/>
+        </w:rPr>
+        <w:t xml:space="preserve"> to resize the image to the required size of the AI </w:t>
+      </w:r>
+      <w:r>
+        <w:rPr>
+          <w:rStyle w:val="Strong"/>
+          <w:b w:val="0"/>
+          <w:bCs w:val="0"/>
+          <w:sz w:val="24"/>
+        </w:rPr>
+        <w:t>model</w:t>
+      </w:r>
+    </w:p>
+    <w:p>
+      <w:pPr>
+        <w:pBdr>
+          <w:bottom w:val="single" w:sz="6" w:space="1" w:color="auto"/>
+        </w:pBdr>
+        <w:spacing w:before="100" w:beforeAutospacing="1" w:after="100" w:afterAutospacing="1" w:line="240" w:lineRule="auto"/>
+        <w:rPr>
+          <w:rStyle w:val="Strong"/>
+          <w:b w:val="0"/>
+          <w:bCs w:val="0"/>
+          <w:sz w:val="24"/>
+        </w:rPr>
+      </w:pPr>
+    </w:p>
+    <w:p>
+      <w:pPr>
+        <w:spacing w:before="100" w:beforeAutospacing="1" w:after="100" w:afterAutospacing="1" w:line="240" w:lineRule="auto"/>
+        <w:rPr>
+          <w:rStyle w:val="Strong"/>
+          <w:b w:val="0"/>
+          <w:bCs w:val="0"/>
+          <w:sz w:val="24"/>
+        </w:rPr>
+      </w:pPr>
+    </w:p>
+    <w:p>
+      <w:pPr>
+        <w:spacing w:before="100" w:beforeAutospacing="1" w:after="100" w:afterAutospacing="1" w:line="240" w:lineRule="auto"/>
+        <w:rPr>
+          <w:rFonts w:ascii="Times New Roman" w:hAnsi="Times New Roman" w:cs="Times New Roman"/>
+        </w:rPr>
+      </w:pPr>
+      <w:r>
+        <w:rPr>
+          <w:rStyle w:val="Strong"/>
+          <w:rFonts w:ascii="Times New Roman" w:hAnsi="Times New Roman" w:cs="Times New Roman"/>
+          <w:bCs w:val="0"/>
+          <w:sz w:val="24"/>
+        </w:rPr>
+        <w:t>C</w:t>
+      </w:r>
+      <w:r>
+        <w:rPr>
+          <w:rStyle w:val="Strong"/>
+          <w:rFonts w:ascii="Times New Roman" w:hAnsi="Times New Roman" w:cs="Times New Roman"/>
+          <w:sz w:val="24"/>
+        </w:rPr>
+        <w:t>HALLENGES FACED</w:t>
+      </w:r>
+      <w:r>
+        <w:rPr>
+          <w:rStyle w:val="Strong"/>
+          <w:rFonts w:ascii="Times New Roman" w:hAnsi="Times New Roman" w:cs="Times New Roman"/>
           <w:sz w:val="24"/>
         </w:rPr>
         <w:t>:</w:t>
@@ -1330,7 +1033,7 @@
           <w:ilvl w:val="0"/>
           <w:numId w:val="3"/>
         </w:numPr>
-        <w:spacing w:before="100" w:beforeAutospacing="1" w:after="100" w:afterAutospacing="1" w:line="240" w:lineRule="auto"/>
+        <w:spacing w:before="100" w:beforeAutospacing="1" w:after="100" w:afterAutospacing="1" w:line="360" w:lineRule="auto"/>
         <w:rPr>
           <w:rFonts w:ascii="Times New Roman" w:hAnsi="Times New Roman" w:cs="Times New Roman"/>
           <w:sz w:val="24"/>
@@ -1364,7 +1067,7 @@
           <w:ilvl w:val="0"/>
           <w:numId w:val="3"/>
         </w:numPr>
-        <w:spacing w:before="100" w:beforeAutospacing="1" w:after="100" w:afterAutospacing="1" w:line="240" w:lineRule="auto"/>
+        <w:spacing w:before="100" w:beforeAutospacing="1" w:after="100" w:afterAutospacing="1" w:line="360" w:lineRule="auto"/>
         <w:rPr>
           <w:rFonts w:ascii="Times New Roman" w:hAnsi="Times New Roman" w:cs="Times New Roman"/>
           <w:sz w:val="24"/>
@@ -1384,96 +1087,48 @@
           <w:ilvl w:val="0"/>
           <w:numId w:val="3"/>
         </w:numPr>
+        <w:spacing w:before="100" w:beforeAutospacing="1" w:after="100" w:afterAutospacing="1" w:line="360" w:lineRule="auto"/>
+        <w:rPr>
+          <w:rFonts w:ascii="Times New Roman" w:hAnsi="Times New Roman" w:cs="Times New Roman"/>
+          <w:sz w:val="24"/>
+        </w:rPr>
+      </w:pPr>
+      <w:r>
+        <w:rPr>
+          <w:rFonts w:ascii="Times New Roman" w:hAnsi="Times New Roman" w:cs="Times New Roman"/>
+          <w:sz w:val="24"/>
+        </w:rPr>
+        <w:t>Managi</w:t>
+      </w:r>
+      <w:r>
+        <w:rPr>
+          <w:rFonts w:ascii="Times New Roman" w:hAnsi="Times New Roman" w:cs="Times New Roman"/>
+          <w:sz w:val="24"/>
+        </w:rPr>
+        <w:t>ng the time taken to load the application on the browser.</w:t>
+      </w:r>
+    </w:p>
+    <w:p>
+      <w:pPr>
+        <w:pBdr>
+          <w:bottom w:val="single" w:sz="6" w:space="1" w:color="auto"/>
+        </w:pBdr>
         <w:spacing w:before="100" w:beforeAutospacing="1" w:after="100" w:afterAutospacing="1" w:line="240" w:lineRule="auto"/>
-        <w:rPr>
-          <w:rFonts w:ascii="Times New Roman" w:hAnsi="Times New Roman" w:cs="Times New Roman"/>
-          <w:sz w:val="24"/>
-        </w:rPr>
-      </w:pPr>
-      <w:r>
-        <w:rPr>
-          <w:rFonts w:ascii="Times New Roman" w:eastAsia="Times New Roman" w:hAnsi="Times New Roman" w:cs="Times New Roman"/>
-          <w:b/>
-          <w:bCs/>
-          <w:noProof/>
-          <w:sz w:val="24"/>
-          <w:szCs w:val="24"/>
-          <w:lang w:eastAsia="en-IN"/>
-        </w:rPr>
-        <mc:AlternateContent>
-          <mc:Choice Requires="wps">
-            <w:drawing>
-              <wp:anchor distT="0" distB="0" distL="114300" distR="114300" simplePos="0" relativeHeight="251673600" behindDoc="0" locked="0" layoutInCell="1" allowOverlap="1" wp14:anchorId="3EBE13EA" wp14:editId="1D0ED78B">
-                <wp:simplePos x="0" y="0"/>
-                <wp:positionH relativeFrom="margin">
-                  <wp:posOffset>-31913</wp:posOffset>
-                </wp:positionH>
-                <wp:positionV relativeFrom="paragraph">
-                  <wp:posOffset>236315</wp:posOffset>
-                </wp:positionV>
-                <wp:extent cx="5593405" cy="0"/>
-                <wp:effectExtent l="0" t="0" r="26670" b="19050"/>
-                <wp:wrapNone/>
-                <wp:docPr id="8" name="Straight Connector 8"/>
-                <wp:cNvGraphicFramePr/>
-                <a:graphic xmlns:a="http://schemas.openxmlformats.org/drawingml/2006/main">
-                  <a:graphicData uri="http://schemas.microsoft.com/office/word/2010/wordprocessingShape">
-                    <wps:wsp>
-                      <wps:cNvCnPr/>
-                      <wps:spPr>
-                        <a:xfrm>
-                          <a:off x="0" y="0"/>
-                          <a:ext cx="5593405" cy="0"/>
-                        </a:xfrm>
-                        <a:prstGeom prst="line">
-                          <a:avLst/>
-                        </a:prstGeom>
-                      </wps:spPr>
-                      <wps:style>
-                        <a:lnRef idx="1">
-                          <a:schemeClr val="dk1"/>
-                        </a:lnRef>
-                        <a:fillRef idx="0">
-                          <a:schemeClr val="dk1"/>
-                        </a:fillRef>
-                        <a:effectRef idx="0">
-                          <a:schemeClr val="dk1"/>
-                        </a:effectRef>
-                        <a:fontRef idx="minor">
-                          <a:schemeClr val="tx1"/>
-                        </a:fontRef>
-                      </wps:style>
-                      <wps:bodyPr/>
-                    </wps:wsp>
-                  </a:graphicData>
-                </a:graphic>
-              </wp:anchor>
-            </w:drawing>
-          </mc:Choice>
-          <mc:Fallback>
-            <w:pict>
-              <v:line w14:anchorId="079D6CE2" id="Straight Connector 8" o:spid="_x0000_s1026" style="position:absolute;z-index:251673600;visibility:visible;mso-wrap-style:square;mso-wrap-distance-left:9pt;mso-wrap-distance-top:0;mso-wrap-distance-right:9pt;mso-wrap-distance-bottom:0;mso-position-horizontal:absolute;mso-position-horizontal-relative:margin;mso-position-vertical:absolute;mso-position-vertical-relative:text" from="-2.5pt,18.6pt" to="437.95pt,18.6pt" o:gfxdata="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" strokecolor="black [3200]" strokeweight=".5pt">
-                <v:stroke joinstyle="miter"/>
-                <w10:wrap anchorx="margin"/>
-              </v:line>
-            </w:pict>
-          </mc:Fallback>
-        </mc:AlternateContent>
-      </w:r>
-      <w:r>
-        <w:rPr>
-          <w:rFonts w:ascii="Times New Roman" w:hAnsi="Times New Roman" w:cs="Times New Roman"/>
-          <w:sz w:val="24"/>
-        </w:rPr>
-        <w:t>Managi</w:t>
-      </w:r>
-      <w:r>
-        <w:rPr>
-          <w:rFonts w:ascii="Times New Roman" w:hAnsi="Times New Roman" w:cs="Times New Roman"/>
-          <w:sz w:val="24"/>
-        </w:rPr>
-        <w:t>ng the time taken to load the application on the browser.</w:t>
-      </w:r>
+        <w:ind w:left="720"/>
+        <w:rPr>
+          <w:rFonts w:ascii="Times New Roman" w:hAnsi="Times New Roman" w:cs="Times New Roman"/>
+          <w:sz w:val="24"/>
+        </w:rPr>
+      </w:pPr>
+    </w:p>
+    <w:p>
+      <w:pPr>
+        <w:spacing w:before="100" w:beforeAutospacing="1" w:after="100" w:afterAutospacing="1" w:line="240" w:lineRule="auto"/>
+        <w:rPr>
+          <w:rFonts w:ascii="Times New Roman" w:hAnsi="Times New Roman" w:cs="Times New Roman"/>
+          <w:sz w:val="24"/>
+        </w:rPr>
+      </w:pPr>
     </w:p>
     <w:p>
       <w:pPr>
@@ -1511,6 +1166,7 @@
           <w:ilvl w:val="0"/>
           <w:numId w:val="4"/>
         </w:numPr>
+        <w:spacing w:line="360" w:lineRule="auto"/>
       </w:pPr>
       <w:r>
         <w:t>I observed that the model gives good results for common objects. However, for unclear or uncommon images, the predictions may not always be accurate, example like a less-known species, a food item (less known) of a particular region.</w:t>
@@ -1523,6 +1179,7 @@
           <w:ilvl w:val="0"/>
           <w:numId w:val="4"/>
         </w:numPr>
+        <w:spacing w:line="360" w:lineRule="auto"/>
       </w:pPr>
       <w:r>
         <w:t>Secondly, the application takes some time to load initially because the model is being loaded, but after that it runs smoothly.</w:t>
@@ -1535,76 +1192,26 @@
           <w:ilvl w:val="0"/>
           <w:numId w:val="4"/>
         </w:numPr>
-      </w:pPr>
-      <w:r>
-        <w:rPr>
-          <w:b/>
-          <w:bCs/>
-          <w:noProof/>
-        </w:rPr>
-        <mc:AlternateContent>
-          <mc:Choice Requires="wps">
-            <w:drawing>
-              <wp:anchor distT="0" distB="0" distL="114300" distR="114300" simplePos="0" relativeHeight="251671552" behindDoc="0" locked="0" layoutInCell="1" allowOverlap="1" wp14:anchorId="5FB70726" wp14:editId="0B9A397D">
-                <wp:simplePos x="0" y="0"/>
-                <wp:positionH relativeFrom="margin">
-                  <wp:align>left</wp:align>
-                </wp:positionH>
-                <wp:positionV relativeFrom="paragraph">
-                  <wp:posOffset>294140</wp:posOffset>
-                </wp:positionV>
-                <wp:extent cx="5593405" cy="0"/>
-                <wp:effectExtent l="0" t="0" r="26670" b="19050"/>
-                <wp:wrapNone/>
-                <wp:docPr id="7" name="Straight Connector 7"/>
-                <wp:cNvGraphicFramePr/>
-                <a:graphic xmlns:a="http://schemas.openxmlformats.org/drawingml/2006/main">
-                  <a:graphicData uri="http://schemas.microsoft.com/office/word/2010/wordprocessingShape">
-                    <wps:wsp>
-                      <wps:cNvCnPr/>
-                      <wps:spPr>
-                        <a:xfrm>
-                          <a:off x="0" y="0"/>
-                          <a:ext cx="5593405" cy="0"/>
-                        </a:xfrm>
-                        <a:prstGeom prst="line">
-                          <a:avLst/>
-                        </a:prstGeom>
-                      </wps:spPr>
-                      <wps:style>
-                        <a:lnRef idx="1">
-                          <a:schemeClr val="dk1"/>
-                        </a:lnRef>
-                        <a:fillRef idx="0">
-                          <a:schemeClr val="dk1"/>
-                        </a:fillRef>
-                        <a:effectRef idx="0">
-                          <a:schemeClr val="dk1"/>
-                        </a:effectRef>
-                        <a:fontRef idx="minor">
-                          <a:schemeClr val="tx1"/>
-                        </a:fontRef>
-                      </wps:style>
-                      <wps:bodyPr/>
-                    </wps:wsp>
-                  </a:graphicData>
-                </a:graphic>
-              </wp:anchor>
-            </w:drawing>
-          </mc:Choice>
-          <mc:Fallback>
-            <w:pict>
-              <v:line w14:anchorId="10BC97CF" id="Straight Connector 7" o:spid="_x0000_s1026" style="position:absolute;z-index:251671552;visibility:visible;mso-wrap-style:square;mso-wrap-distance-left:9pt;mso-wrap-distance-top:0;mso-wrap-distance-right:9pt;mso-wrap-distance-bottom:0;mso-position-horizontal:left;mso-position-horizontal-relative:margin;mso-position-vertical:absolute;mso-position-vertical-relative:text" from="0,23.15pt" to="440.45pt,23.15pt" o:gfxdata="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" strokecolor="black [3200]" strokeweight=".5pt">
-                <v:stroke joinstyle="miter"/>
-                <w10:wrap anchorx="margin"/>
-              </v:line>
-            </w:pict>
-          </mc:Fallback>
-        </mc:AlternateContent>
-      </w:r>
+        <w:spacing w:line="360" w:lineRule="auto"/>
+      </w:pPr>
       <w:r>
         <w:t xml:space="preserve">Another important observation was that proper image pre-processing is necessary.  </w:t>
       </w:r>
+    </w:p>
+    <w:p>
+      <w:pPr>
+        <w:pStyle w:val="NormalWeb"/>
+        <w:pBdr>
+          <w:bottom w:val="single" w:sz="6" w:space="1" w:color="auto"/>
+        </w:pBdr>
+        <w:ind w:left="720"/>
+      </w:pPr>
+    </w:p>
+    <w:p>
+      <w:pPr>
+        <w:pStyle w:val="NormalWeb"/>
+        <w:ind w:left="720"/>
+      </w:pPr>
     </w:p>
     <w:p>
       <w:pPr>
@@ -1641,7 +1248,7 @@
           <w:ilvl w:val="0"/>
           <w:numId w:val="5"/>
         </w:numPr>
-        <w:spacing w:before="100" w:beforeAutospacing="1" w:after="100" w:afterAutospacing="1" w:line="240" w:lineRule="auto"/>
+        <w:spacing w:before="100" w:beforeAutospacing="1" w:after="100" w:afterAutospacing="1" w:line="360" w:lineRule="auto"/>
         <w:rPr>
           <w:rFonts w:ascii="Times New Roman" w:hAnsi="Times New Roman" w:cs="Times New Roman"/>
           <w:sz w:val="24"/>
@@ -1663,6 +1270,27 @@
           <w:ilvl w:val="0"/>
           <w:numId w:val="5"/>
         </w:numPr>
+        <w:spacing w:before="100" w:beforeAutospacing="1" w:after="100" w:afterAutospacing="1" w:line="360" w:lineRule="auto"/>
+        <w:rPr>
+          <w:rFonts w:ascii="Times New Roman" w:hAnsi="Times New Roman" w:cs="Times New Roman"/>
+          <w:sz w:val="24"/>
+          <w:szCs w:val="24"/>
+        </w:rPr>
+      </w:pPr>
+      <w:r>
+        <w:rPr>
+          <w:rFonts w:ascii="Times New Roman" w:hAnsi="Times New Roman" w:cs="Times New Roman"/>
+          <w:sz w:val="24"/>
+          <w:szCs w:val="24"/>
+        </w:rPr>
+        <w:t>Basics of image pre-processing</w:t>
+      </w:r>
+    </w:p>
+    <w:p>
+      <w:pPr>
+        <w:pBdr>
+          <w:bottom w:val="single" w:sz="6" w:space="1" w:color="auto"/>
+        </w:pBdr>
         <w:spacing w:before="100" w:beforeAutospacing="1" w:after="100" w:afterAutospacing="1" w:line="240" w:lineRule="auto"/>
         <w:rPr>
           <w:rFonts w:ascii="Times New Roman" w:hAnsi="Times New Roman" w:cs="Times New Roman"/>
@@ -1670,93 +1298,36 @@
           <w:szCs w:val="24"/>
         </w:rPr>
       </w:pPr>
-      <w:r>
-        <w:rPr>
-          <w:rFonts w:ascii="Times New Roman" w:eastAsia="Times New Roman" w:hAnsi="Times New Roman" w:cs="Times New Roman"/>
+    </w:p>
+    <w:p>
+      <w:pPr>
+        <w:spacing w:before="100" w:beforeAutospacing="1" w:after="100" w:afterAutospacing="1" w:line="240" w:lineRule="auto"/>
+        <w:ind w:left="720"/>
+        <w:rPr>
+          <w:rFonts w:ascii="Times New Roman" w:hAnsi="Times New Roman" w:cs="Times New Roman"/>
+          <w:sz w:val="24"/>
+          <w:szCs w:val="24"/>
+        </w:rPr>
+      </w:pPr>
+    </w:p>
+    <w:p>
+      <w:pPr>
+        <w:pStyle w:val="Heading2"/>
+        <w:rPr>
+          <w:sz w:val="24"/>
+          <w:szCs w:val="24"/>
+        </w:rPr>
+      </w:pPr>
+      <w:r>
+        <w:rPr>
+          <w:rStyle w:val="Strong"/>
           <w:b/>
           <w:bCs/>
-          <w:noProof/>
-          <w:sz w:val="24"/>
-          <w:szCs w:val="24"/>
-          <w:lang w:eastAsia="en-IN"/>
-        </w:rPr>
-        <mc:AlternateContent>
-          <mc:Choice Requires="wps">
-            <w:drawing>
-              <wp:anchor distT="0" distB="0" distL="114300" distR="114300" simplePos="0" relativeHeight="251677696" behindDoc="0" locked="0" layoutInCell="1" allowOverlap="1" wp14:anchorId="369C2D7A" wp14:editId="20897C96">
-                <wp:simplePos x="0" y="0"/>
-                <wp:positionH relativeFrom="margin">
-                  <wp:align>left</wp:align>
-                </wp:positionH>
-                <wp:positionV relativeFrom="paragraph">
-                  <wp:posOffset>272536</wp:posOffset>
-                </wp:positionV>
-                <wp:extent cx="5593405" cy="0"/>
-                <wp:effectExtent l="0" t="0" r="26670" b="19050"/>
-                <wp:wrapNone/>
-                <wp:docPr id="10" name="Straight Connector 10"/>
-                <wp:cNvGraphicFramePr/>
-                <a:graphic xmlns:a="http://schemas.openxmlformats.org/drawingml/2006/main">
-                  <a:graphicData uri="http://schemas.microsoft.com/office/word/2010/wordprocessingShape">
-                    <wps:wsp>
-                      <wps:cNvCnPr/>
-                      <wps:spPr>
-                        <a:xfrm>
-                          <a:off x="0" y="0"/>
-                          <a:ext cx="5593405" cy="0"/>
-                        </a:xfrm>
-                        <a:prstGeom prst="line">
-                          <a:avLst/>
-                        </a:prstGeom>
-                      </wps:spPr>
-                      <wps:style>
-                        <a:lnRef idx="1">
-                          <a:schemeClr val="dk1"/>
-                        </a:lnRef>
-                        <a:fillRef idx="0">
-                          <a:schemeClr val="dk1"/>
-                        </a:fillRef>
-                        <a:effectRef idx="0">
-                          <a:schemeClr val="dk1"/>
-                        </a:effectRef>
-                        <a:fontRef idx="minor">
-                          <a:schemeClr val="tx1"/>
-                        </a:fontRef>
-                      </wps:style>
-                      <wps:bodyPr/>
-                    </wps:wsp>
-                  </a:graphicData>
-                </a:graphic>
-              </wp:anchor>
-            </w:drawing>
-          </mc:Choice>
-          <mc:Fallback>
-            <w:pict>
-              <v:line w14:anchorId="22BA48A9" id="Straight Connector 10" o:spid="_x0000_s1026" style="position:absolute;z-index:251677696;visibility:visible;mso-wrap-style:square;mso-wrap-distance-left:9pt;mso-wrap-distance-top:0;mso-wrap-distance-right:9pt;mso-wrap-distance-bottom:0;mso-position-horizontal:left;mso-position-horizontal-relative:margin;mso-position-vertical:absolute;mso-position-vertical-relative:text" from="0,21.45pt" to="440.45pt,21.45pt" o:gfxdata="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" strokecolor="black [3200]" strokeweight=".5pt">
-                <v:stroke joinstyle="miter"/>
-                <w10:wrap anchorx="margin"/>
-              </v:line>
-            </w:pict>
-          </mc:Fallback>
-        </mc:AlternateContent>
-      </w:r>
-      <w:r>
-        <w:rPr>
-          <w:rFonts w:ascii="Times New Roman" w:hAnsi="Times New Roman" w:cs="Times New Roman"/>
-          <w:sz w:val="24"/>
-          <w:szCs w:val="24"/>
-        </w:rPr>
-        <w:t>Basics of image pre-processing</w:t>
-      </w:r>
-    </w:p>
-    <w:p>
-      <w:pPr>
-        <w:pStyle w:val="Heading2"/>
-        <w:rPr>
-          <w:sz w:val="24"/>
-          <w:szCs w:val="24"/>
-        </w:rPr>
-      </w:pPr>
+          <w:sz w:val="24"/>
+          <w:szCs w:val="24"/>
+        </w:rPr>
+        <w:t>CONCLUSION</w:t>
+      </w:r>
       <w:r>
         <w:rPr>
           <w:rStyle w:val="Strong"/>
@@ -1765,89 +1336,14 @@
           <w:sz w:val="24"/>
           <w:szCs w:val="24"/>
         </w:rPr>
-        <w:t>CONCLUSION</w:t>
-      </w:r>
-      <w:r>
-        <w:rPr>
-          <w:rStyle w:val="Strong"/>
-          <w:b/>
-          <w:bCs/>
-          <w:sz w:val="24"/>
-          <w:szCs w:val="24"/>
-        </w:rPr>
         <w:t>:</w:t>
       </w:r>
     </w:p>
     <w:p>
       <w:pPr>
         <w:pStyle w:val="NormalWeb"/>
-      </w:pPr>
-      <w:r>
-        <w:rPr>
-          <w:b/>
-          <w:bCs/>
-          <w:noProof/>
-        </w:rPr>
-        <mc:AlternateContent>
-          <mc:Choice Requires="wps">
-            <w:drawing>
-              <wp:anchor distT="0" distB="0" distL="114300" distR="114300" simplePos="0" relativeHeight="251675648" behindDoc="0" locked="0" layoutInCell="1" allowOverlap="1" wp14:anchorId="0E899F42" wp14:editId="50AF562E">
-                <wp:simplePos x="0" y="0"/>
-                <wp:positionH relativeFrom="margin">
-                  <wp:align>left</wp:align>
-                </wp:positionH>
-                <wp:positionV relativeFrom="paragraph">
-                  <wp:posOffset>811625</wp:posOffset>
-                </wp:positionV>
-                <wp:extent cx="5593405" cy="0"/>
-                <wp:effectExtent l="0" t="0" r="26670" b="19050"/>
-                <wp:wrapNone/>
-                <wp:docPr id="9" name="Straight Connector 9"/>
-                <wp:cNvGraphicFramePr/>
-                <a:graphic xmlns:a="http://schemas.openxmlformats.org/drawingml/2006/main">
-                  <a:graphicData uri="http://schemas.microsoft.com/office/word/2010/wordprocessingShape">
-                    <wps:wsp>
-                      <wps:cNvCnPr/>
-                      <wps:spPr>
-                        <a:xfrm>
-                          <a:off x="0" y="0"/>
-                          <a:ext cx="5593405" cy="0"/>
-                        </a:xfrm>
-                        <a:prstGeom prst="line">
-                          <a:avLst/>
-                        </a:prstGeom>
-                      </wps:spPr>
-                      <wps:style>
-                        <a:lnRef idx="1">
-                          <a:schemeClr val="dk1"/>
-                        </a:lnRef>
-                        <a:fillRef idx="0">
-                          <a:schemeClr val="dk1"/>
-                        </a:fillRef>
-                        <a:effectRef idx="0">
-                          <a:schemeClr val="dk1"/>
-                        </a:effectRef>
-                        <a:fontRef idx="minor">
-                          <a:schemeClr val="tx1"/>
-                        </a:fontRef>
-                      </wps:style>
-                      <wps:bodyPr/>
-                    </wps:wsp>
-                  </a:graphicData>
-                </a:graphic>
-              </wp:anchor>
-            </w:drawing>
-          </mc:Choice>
-          <mc:Fallback>
-            <w:pict>
-              <v:line w14:anchorId="1D34B0E0" id="Straight Connector 9" o:spid="_x0000_s1026" style="position:absolute;z-index:251675648;visibility:visible;mso-wrap-style:square;mso-wrap-distance-left:9pt;mso-wrap-distance-top:0;mso-wrap-distance-right:9pt;mso-wrap-distance-bottom:0;mso-position-horizontal:left;mso-position-horizontal-relative:margin;mso-position-vertical:absolute;mso-position-vertical-relative:text" from="0,63.9pt" to="440.45pt,63.9pt" o:gfxdata="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" strokecolor="black [3200]" strokeweight=".5pt">
-                <v:stroke joinstyle="miter"/>
-                <w10:wrap anchorx="margin"/>
-              </v:line>
-            </w:pict>
-          </mc:Fallback>
-        </mc:AlternateContent>
-      </w:r>
+        <w:spacing w:line="360" w:lineRule="auto"/>
+      </w:pPr>
       <w:r>
         <w:t xml:space="preserve">This </w:t>
       </w:r>
@@ -1877,6 +1373,19 @@
       <w:r>
         <w:t>simple interface application which asks to upload an image and then classify it and give images top 3 prediction according to the AI model.</w:t>
       </w:r>
+    </w:p>
+    <w:p>
+      <w:pPr>
+        <w:pStyle w:val="NormalWeb"/>
+        <w:pBdr>
+          <w:bottom w:val="single" w:sz="6" w:space="1" w:color="auto"/>
+        </w:pBdr>
+      </w:pPr>
+    </w:p>
+    <w:p>
+      <w:pPr>
+        <w:pStyle w:val="NormalWeb"/>
+      </w:pPr>
     </w:p>
     <w:p>
       <w:pPr>
@@ -1913,7 +1422,7 @@
           <w:ilvl w:val="0"/>
           <w:numId w:val="7"/>
         </w:numPr>
-        <w:spacing w:before="100" w:beforeAutospacing="1" w:after="100" w:afterAutospacing="1" w:line="240" w:lineRule="auto"/>
+        <w:spacing w:before="100" w:beforeAutospacing="1" w:after="100" w:afterAutospacing="1" w:line="360" w:lineRule="auto"/>
         <w:rPr>
           <w:rFonts w:ascii="Times New Roman" w:hAnsi="Times New Roman" w:cs="Times New Roman"/>
           <w:sz w:val="24"/>
@@ -1935,7 +1444,7 @@
           <w:ilvl w:val="0"/>
           <w:numId w:val="7"/>
         </w:numPr>
-        <w:spacing w:before="100" w:beforeAutospacing="1" w:after="100" w:afterAutospacing="1" w:line="240" w:lineRule="auto"/>
+        <w:spacing w:before="100" w:beforeAutospacing="1" w:after="100" w:afterAutospacing="1" w:line="360" w:lineRule="auto"/>
         <w:rPr>
           <w:rFonts w:ascii="Times New Roman" w:hAnsi="Times New Roman" w:cs="Times New Roman"/>
           <w:sz w:val="24"/>
@@ -1957,7 +1466,7 @@
           <w:ilvl w:val="0"/>
           <w:numId w:val="7"/>
         </w:numPr>
-        <w:spacing w:before="100" w:beforeAutospacing="1" w:after="100" w:afterAutospacing="1" w:line="240" w:lineRule="auto"/>
+        <w:spacing w:before="100" w:beforeAutospacing="1" w:after="100" w:afterAutospacing="1" w:line="360" w:lineRule="auto"/>
         <w:rPr>
           <w:rFonts w:ascii="Times New Roman" w:hAnsi="Times New Roman" w:cs="Times New Roman"/>
           <w:sz w:val="24"/>
@@ -1979,87 +1488,27 @@
           <w:ilvl w:val="0"/>
           <w:numId w:val="7"/>
         </w:numPr>
+        <w:spacing w:before="100" w:beforeAutospacing="1" w:after="100" w:afterAutospacing="1" w:line="360" w:lineRule="auto"/>
+      </w:pPr>
+      <w:r>
+        <w:rPr>
+          <w:rFonts w:ascii="Times New Roman" w:hAnsi="Times New Roman" w:cs="Times New Roman"/>
+          <w:sz w:val="24"/>
+          <w:szCs w:val="24"/>
+        </w:rPr>
+        <w:t>Deploy the project online</w:t>
+      </w:r>
+    </w:p>
+    <w:p>
+      <w:pPr>
         <w:spacing w:before="100" w:beforeAutospacing="1" w:after="100" w:afterAutospacing="1" w:line="240" w:lineRule="auto"/>
-      </w:pPr>
-      <w:r>
-        <w:rPr>
-          <w:rFonts w:ascii="Times New Roman" w:hAnsi="Times New Roman" w:cs="Times New Roman"/>
-          <w:sz w:val="24"/>
-          <w:szCs w:val="24"/>
-        </w:rPr>
-        <w:t>Deploy the project online</w:t>
-      </w:r>
+        <w:ind w:left="720"/>
+      </w:pPr>
     </w:p>
     <w:p>
       <w:pPr>
         <w:pStyle w:val="NormalWeb"/>
       </w:pPr>
-      <w:r>
-        <w:rPr>
-          <w:b/>
-          <w:bCs/>
-          <w:noProof/>
-        </w:rPr>
-        <mc:AlternateContent>
-          <mc:Choice Requires="wps">
-            <w:drawing>
-              <wp:anchor distT="0" distB="0" distL="114300" distR="114300" simplePos="0" relativeHeight="251679744" behindDoc="0" locked="0" layoutInCell="1" allowOverlap="1" wp14:anchorId="5A48BE9B" wp14:editId="33C51CFF">
-                <wp:simplePos x="0" y="0"/>
-                <wp:positionH relativeFrom="margin">
-                  <wp:posOffset>0</wp:posOffset>
-                </wp:positionH>
-                <wp:positionV relativeFrom="paragraph">
-                  <wp:posOffset>0</wp:posOffset>
-                </wp:positionV>
-                <wp:extent cx="5593405" cy="0"/>
-                <wp:effectExtent l="0" t="0" r="26670" b="19050"/>
-                <wp:wrapNone/>
-                <wp:docPr id="11" name="Straight Connector 11"/>
-                <wp:cNvGraphicFramePr/>
-                <a:graphic xmlns:a="http://schemas.openxmlformats.org/drawingml/2006/main">
-                  <a:graphicData uri="http://schemas.microsoft.com/office/word/2010/wordprocessingShape">
-                    <wps:wsp>
-                      <wps:cNvCnPr/>
-                      <wps:spPr>
-                        <a:xfrm>
-                          <a:off x="0" y="0"/>
-                          <a:ext cx="5593405" cy="0"/>
-                        </a:xfrm>
-                        <a:prstGeom prst="line">
-                          <a:avLst/>
-                        </a:prstGeom>
-                      </wps:spPr>
-                      <wps:style>
-                        <a:lnRef idx="1">
-                          <a:schemeClr val="dk1"/>
-                        </a:lnRef>
-                        <a:fillRef idx="0">
-                          <a:schemeClr val="dk1"/>
-                        </a:fillRef>
-                        <a:effectRef idx="0">
-                          <a:schemeClr val="dk1"/>
-                        </a:effectRef>
-                        <a:fontRef idx="minor">
-                          <a:schemeClr val="tx1"/>
-                        </a:fontRef>
-                      </wps:style>
-                      <wps:bodyPr/>
-                    </wps:wsp>
-                  </a:graphicData>
-                </a:graphic>
-              </wp:anchor>
-            </w:drawing>
-          </mc:Choice>
-          <mc:Fallback>
-            <w:pict>
-              <v:line w14:anchorId="60DE087C" id="Straight Connector 11" o:spid="_x0000_s1026" style="position:absolute;z-index:251679744;visibility:visible;mso-wrap-style:square;mso-wrap-distance-left:9pt;mso-wrap-distance-top:0;mso-wrap-distance-right:9pt;mso-wrap-distance-bottom:0;mso-position-horizontal:absolute;mso-position-horizontal-relative:margin;mso-position-vertical:absolute;mso-position-vertical-relative:text" from="0,0" to="440.45pt,0" o:gfxdata="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" strokecolor="black [3200]" strokeweight=".5pt">
-                <v:stroke joinstyle="miter"/>
-                <w10:wrap anchorx="margin"/>
-              </v:line>
-            </w:pict>
-          </mc:Fallback>
-        </mc:AlternateContent>
-      </w:r>
     </w:p>
     <w:p>
       <w:pPr>
